--- a/contract_template.docx
+++ b/contract_template.docx
@@ -70,7 +70,18 @@
           <w:szCs w:val="22"/>
           <w:highlight w:val="yellow"/>
         </w:rPr>
-        <w:t>№______</w:t>
+        <w:t>№</w:t>
+      </w:r>
+      <w:r>
+        <w:rPr>
+          <w:rFonts w:cs="Times New Roman" w:ascii="Times New Roman" w:hAnsi="Times New Roman"/>
+          <w:b/>
+          <w:bCs/>
+          <w:sz w:val="22"/>
+          <w:szCs w:val="22"/>
+          <w:highlight w:val="yellow"/>
+        </w:rPr>
+        <w:t>contract_uuid</w:t>
       </w:r>
     </w:p>
     <w:p>
@@ -232,10 +243,12 @@
       </w:r>
       <w:r>
         <w:rPr>
-          <w:rFonts w:cs="Times New Roman" w:ascii="Times New Roman" w:hAnsi="Times New Roman"/>
+          <w:rFonts w:eastAsia="Calibri" w:cs="Times New Roman" w:ascii="Times New Roman" w:hAnsi="Times New Roman"/>
+          <w:sz w:val="22"/>
+          <w:szCs w:val="22"/>
           <w:highlight w:val="yellow"/>
         </w:rPr>
-        <w:t>Общество с ограниченной ответственностью (Индивидуальный предприниматель) ______________</w:t>
+        <w:t>customer_org_name</w:t>
       </w:r>
       <w:r>
         <w:rPr>
@@ -3379,6 +3392,20 @@
                 <w:rFonts w:ascii="Times New Roman" w:hAnsi="Times New Roman"/>
                 <w:highlight w:val="yellow"/>
               </w:rPr>
+            </w:r>
+          </w:p>
+          <w:p>
+            <w:pPr>
+              <w:pStyle w:val="Normal"/>
+              <w:rPr>
+                <w:rFonts w:ascii="Times New Roman" w:hAnsi="Times New Roman"/>
+              </w:rPr>
+            </w:pPr>
+            <w:r>
+              <w:rPr>
+                <w:rFonts w:ascii="Times New Roman" w:hAnsi="Times New Roman"/>
+                <w:highlight w:val="yellow"/>
+              </w:rPr>
               <w:t>customer_ogrn</w:t>
               <w:br/>
               <w:t>customer_inn</w:t>
@@ -3844,7 +3871,18 @@
           <w:szCs w:val="22"/>
           <w:highlight w:val="yellow"/>
         </w:rPr>
-        <w:t>№_____________</w:t>
+        <w:t>№</w:t>
+      </w:r>
+      <w:r>
+        <w:rPr>
+          <w:rFonts w:cs="Times New Roman" w:ascii="Times New Roman" w:hAnsi="Times New Roman"/>
+          <w:b/>
+          <w:bCs/>
+          <w:sz w:val="22"/>
+          <w:szCs w:val="22"/>
+          <w:highlight w:val="yellow"/>
+        </w:rPr>
+        <w:t>contract_uuid</w:t>
       </w:r>
       <w:r>
         <w:rPr>
@@ -3966,10 +4004,12 @@
       </w:r>
       <w:r>
         <w:rPr>
-          <w:rFonts w:cs="Times New Roman" w:ascii="Times New Roman" w:hAnsi="Times New Roman"/>
+          <w:rFonts w:eastAsia="Calibri" w:cs="Times New Roman" w:ascii="Times New Roman" w:hAnsi="Times New Roman"/>
+          <w:sz w:val="22"/>
+          <w:szCs w:val="22"/>
           <w:highlight w:val="yellow"/>
         </w:rPr>
-        <w:t>Общество с ограниченной ответственностью (ИП) ______________</w:t>
+        <w:t>customer_org_name</w:t>
       </w:r>
       <w:r>
         <w:rPr>
@@ -4133,9 +4173,31 @@
           <w:rFonts w:cs="Times New Roman" w:ascii="Times New Roman" w:hAnsi="Times New Roman"/>
           <w:b/>
           <w:bCs/>
+          <w:sz w:val="22"/>
+          <w:szCs w:val="22"/>
           <w:highlight w:val="yellow"/>
         </w:rPr>
-        <w:t>№_____________ от contract_date</w:t>
+        <w:t>№</w:t>
+      </w:r>
+      <w:r>
+        <w:rPr>
+          <w:rFonts w:cs="Times New Roman" w:ascii="Times New Roman" w:hAnsi="Times New Roman"/>
+          <w:b/>
+          <w:bCs/>
+          <w:sz w:val="22"/>
+          <w:szCs w:val="22"/>
+          <w:highlight w:val="yellow"/>
+        </w:rPr>
+        <w:t>contract_uuid</w:t>
+      </w:r>
+      <w:r>
+        <w:rPr>
+          <w:rFonts w:cs="Times New Roman" w:ascii="Times New Roman" w:hAnsi="Times New Roman"/>
+          <w:b/>
+          <w:bCs/>
+          <w:highlight w:val="yellow"/>
+        </w:rPr>
+        <w:t xml:space="preserve"> от contract_date</w:t>
       </w:r>
     </w:p>
     <w:p>
@@ -4214,14 +4276,25 @@
       </w:r>
       <w:r>
         <w:rPr>
-          <w:rFonts w:cs="Times New Roman" w:ascii="Times New Roman" w:hAnsi="Times New Roman"/>
+          <w:rFonts w:eastAsia="Calibri" w:cs="Times New Roman" w:ascii="Times New Roman" w:hAnsi="Times New Roman"/>
           <w:b/>
           <w:bCs/>
           <w:sz w:val="22"/>
           <w:szCs w:val="22"/>
           <w:highlight w:val="yellow"/>
         </w:rPr>
-        <w:t>№_________</w:t>
+        <w:t>№</w:t>
+      </w:r>
+      <w:r>
+        <w:rPr>
+          <w:rFonts w:eastAsia="Calibri" w:cs="Times New Roman" w:ascii="Times New Roman" w:hAnsi="Times New Roman"/>
+          <w:b/>
+          <w:bCs/>
+          <w:sz w:val="22"/>
+          <w:szCs w:val="22"/>
+          <w:highlight w:val="yellow"/>
+        </w:rPr>
+        <w:t>contract_uuid</w:t>
       </w:r>
       <w:r>
         <w:rPr>
@@ -4642,6 +4715,20 @@
                 <w:highlight w:val="yellow"/>
               </w:rPr>
               <w:t>customer_org_name</w:t>
+            </w:r>
+          </w:p>
+          <w:p>
+            <w:pPr>
+              <w:pStyle w:val="Normal"/>
+              <w:rPr>
+                <w:rFonts w:ascii="Times New Roman" w:hAnsi="Times New Roman"/>
+              </w:rPr>
+            </w:pPr>
+            <w:r>
+              <w:rPr>
+                <w:rFonts w:ascii="Times New Roman" w:hAnsi="Times New Roman"/>
+                <w:highlight w:val="yellow"/>
+              </w:rPr>
             </w:r>
           </w:p>
           <w:p>
@@ -4951,7 +5038,7 @@
     </w:r>
     <w:r>
       <w:rPr/>
-      <w:t>5</w:t>
+      <w:t>4</w:t>
     </w:r>
     <w:r>
       <w:rPr/>
@@ -4992,7 +5079,7 @@
     </w:r>
     <w:r>
       <w:rPr/>
-      <w:t>5</w:t>
+      <w:t>4</w:t>
     </w:r>
     <w:r>
       <w:rPr/>

--- a/contract_template.docx
+++ b/contract_template.docx
@@ -70,18 +70,7 @@
           <w:szCs w:val="22"/>
           <w:highlight w:val="yellow"/>
         </w:rPr>
-        <w:t>№</w:t>
-      </w:r>
-      <w:r>
-        <w:rPr>
-          <w:rFonts w:cs="Times New Roman" w:ascii="Times New Roman" w:hAnsi="Times New Roman"/>
-          <w:b/>
-          <w:bCs/>
-          <w:sz w:val="22"/>
-          <w:szCs w:val="22"/>
-          <w:highlight w:val="yellow"/>
-        </w:rPr>
-        <w:t>contract_uuid</w:t>
+        <w:t>№contract_uuid</w:t>
       </w:r>
     </w:p>
     <w:p>
@@ -272,61 +261,44 @@
           <w:rFonts w:cs="Times New Roman" w:ascii="Times New Roman" w:hAnsi="Times New Roman"/>
           <w:sz w:val="22"/>
           <w:szCs w:val="22"/>
+          <w:shd w:fill="auto" w:val="clear"/>
+        </w:rPr>
+        <w:t>ое (-ый)</w:t>
+      </w:r>
+      <w:r>
+        <w:rPr>
+          <w:rFonts w:cs="Times New Roman" w:ascii="Times New Roman" w:hAnsi="Times New Roman"/>
+          <w:sz w:val="22"/>
+          <w:szCs w:val="22"/>
+        </w:rPr>
+        <w:t xml:space="preserve"> в дальнейшем «</w:t>
+      </w:r>
+      <w:r>
+        <w:rPr>
+          <w:rFonts w:cs="Times New Roman" w:ascii="Times New Roman" w:hAnsi="Times New Roman"/>
+          <w:b/>
+          <w:bCs/>
+          <w:sz w:val="22"/>
+          <w:szCs w:val="22"/>
+        </w:rPr>
+        <w:t>Заказчик</w:t>
+      </w:r>
+      <w:r>
+        <w:rPr>
+          <w:rFonts w:cs="Times New Roman" w:ascii="Times New Roman" w:hAnsi="Times New Roman"/>
+          <w:sz w:val="22"/>
+          <w:szCs w:val="22"/>
+        </w:rPr>
+        <w:t xml:space="preserve">», в лице </w:t>
+      </w:r>
+      <w:r>
+        <w:rPr>
+          <w:rFonts w:cs="Times New Roman" w:ascii="Times New Roman" w:hAnsi="Times New Roman"/>
+          <w:sz w:val="22"/>
+          <w:szCs w:val="22"/>
           <w:highlight w:val="yellow"/>
         </w:rPr>
-        <w:t>ое</w:t>
-      </w:r>
-      <w:r>
-        <w:rPr>
-          <w:rFonts w:cs="Times New Roman" w:ascii="Times New Roman" w:hAnsi="Times New Roman"/>
-          <w:sz w:val="22"/>
-          <w:szCs w:val="22"/>
-        </w:rPr>
-        <w:t xml:space="preserve"> </w:t>
-      </w:r>
-      <w:r>
-        <w:rPr>
-          <w:rFonts w:cs="Times New Roman" w:ascii="Times New Roman" w:hAnsi="Times New Roman"/>
-          <w:sz w:val="22"/>
-          <w:szCs w:val="22"/>
-          <w:highlight w:val="yellow"/>
-        </w:rPr>
-        <w:t>(-ый)</w:t>
-      </w:r>
-      <w:r>
-        <w:rPr>
-          <w:rFonts w:cs="Times New Roman" w:ascii="Times New Roman" w:hAnsi="Times New Roman"/>
-          <w:sz w:val="22"/>
-          <w:szCs w:val="22"/>
-        </w:rPr>
-        <w:t xml:space="preserve"> в дальнейшем «</w:t>
-      </w:r>
-      <w:r>
-        <w:rPr>
-          <w:rFonts w:cs="Times New Roman" w:ascii="Times New Roman" w:hAnsi="Times New Roman"/>
-          <w:b/>
-          <w:bCs/>
-          <w:sz w:val="22"/>
-          <w:szCs w:val="22"/>
-        </w:rPr>
-        <w:t>Заказчик</w:t>
-      </w:r>
-      <w:r>
-        <w:rPr>
-          <w:rFonts w:cs="Times New Roman" w:ascii="Times New Roman" w:hAnsi="Times New Roman"/>
-          <w:sz w:val="22"/>
-          <w:szCs w:val="22"/>
-        </w:rPr>
-        <w:t xml:space="preserve">», в лице </w:t>
-      </w:r>
-      <w:r>
-        <w:rPr>
-          <w:rFonts w:cs="Times New Roman" w:ascii="Times New Roman" w:hAnsi="Times New Roman"/>
-          <w:sz w:val="22"/>
-          <w:szCs w:val="22"/>
-          <w:highlight w:val="yellow"/>
-        </w:rPr>
-        <w:t>_____________</w:t>
+        <w:t>customer_representative</w:t>
       </w:r>
       <w:r>
         <w:rPr>
@@ -337,35 +309,9 @@
       <w:r>
         <w:rPr>
           <w:rFonts w:cs="Times New Roman" w:ascii="Times New Roman" w:hAnsi="Times New Roman"/>
-          <w:highlight w:val="yellow"/>
-        </w:rPr>
-        <w:t>ей</w:t>
-      </w:r>
-      <w:r>
-        <w:rPr>
-          <w:rFonts w:cs="Times New Roman" w:ascii="Times New Roman" w:hAnsi="Times New Roman"/>
-        </w:rPr>
-        <w:t xml:space="preserve"> </w:t>
-      </w:r>
-      <w:r>
-        <w:rPr>
-          <w:rFonts w:cs="Times New Roman" w:ascii="Times New Roman" w:hAnsi="Times New Roman"/>
-          <w:highlight w:val="yellow"/>
-        </w:rPr>
-        <w:t>(-его, -ий)</w:t>
-      </w:r>
-      <w:r>
-        <w:rPr>
-          <w:rFonts w:cs="Times New Roman" w:ascii="Times New Roman" w:hAnsi="Times New Roman"/>
-        </w:rPr>
-        <w:t xml:space="preserve"> на основании Устава </w:t>
-      </w:r>
-      <w:r>
-        <w:rPr>
-          <w:rFonts w:cs="Times New Roman" w:ascii="Times New Roman" w:hAnsi="Times New Roman"/>
-          <w:highlight w:val="yellow"/>
-        </w:rPr>
-        <w:t>(ОГРНИП)</w:t>
+          <w:shd w:fill="auto" w:val="clear"/>
+        </w:rPr>
+        <w:t>ей (-его, -ий) на основании Устава (ОГРНИП)</w:t>
       </w:r>
       <w:r>
         <w:rPr>
@@ -1297,33 +1243,16 @@
           <w:sz w:val="22"/>
           <w:szCs w:val="22"/>
         </w:rPr>
-        <w:t>за одного человека и согласуется и подписывается в каждой конкретной заявк</w:t>
+        <w:t>за одного человека и согласуется и подписывается в каждой конкретной заяв</w:t>
       </w:r>
       <w:r>
         <w:rPr>
           <w:rFonts w:eastAsia="Calibri" w:cs="Times New Roman" w:ascii="Times New Roman" w:hAnsi="Times New Roman"/>
           <w:sz w:val="22"/>
           <w:szCs w:val="22"/>
-          <w:highlight w:val="yellow"/>
-        </w:rPr>
-        <w:t>е</w:t>
-      </w:r>
-      <w:r>
-        <w:rPr>
-          <w:rFonts w:eastAsia="Calibri" w:cs="Times New Roman" w:ascii="Times New Roman" w:hAnsi="Times New Roman"/>
-          <w:sz w:val="22"/>
-          <w:szCs w:val="22"/>
-        </w:rPr>
-        <w:t xml:space="preserve">. Заказчик обязуется оплатить стоимость услуг наличными в кассу Исполнителя, либо </w:t>
-      </w:r>
-      <w:r>
-        <w:rPr>
-          <w:rFonts w:eastAsia="Calibri" w:cs="Times New Roman" w:ascii="Times New Roman" w:hAnsi="Times New Roman"/>
-          <w:sz w:val="22"/>
-          <w:szCs w:val="22"/>
-          <w:highlight w:val="yellow"/>
-        </w:rPr>
-        <w:t>путем перечисления</w:t>
+          <w:shd w:fill="auto" w:val="clear"/>
+        </w:rPr>
+        <w:t>ке. Заказчик обязуется оплатить стоимость услуг наличными в кассу Исполнителя, либо путем перечисления</w:t>
       </w:r>
       <w:r>
         <w:rPr>
@@ -1507,16 +1436,19 @@
         <w:pStyle w:val="Normal"/>
         <w:ind w:firstLine="567" w:right="0"/>
         <w:jc w:val="both"/>
-        <w:rPr/>
-      </w:pPr>
-      <w:r>
-        <w:rPr>
-          <w:rFonts w:cs="Times New Roman" w:ascii="Times New Roman" w:hAnsi="Times New Roman"/>
-          <w:b/>
-          <w:bCs/>
-          <w:sz w:val="22"/>
-          <w:szCs w:val="22"/>
-          <w:highlight w:val="yellow"/>
+        <w:rPr>
+          <w:highlight w:val="none"/>
+          <w:shd w:fill="auto" w:val="clear"/>
+        </w:rPr>
+      </w:pPr>
+      <w:r>
+        <w:rPr>
+          <w:rFonts w:cs="Times New Roman" w:ascii="Times New Roman" w:hAnsi="Times New Roman"/>
+          <w:b/>
+          <w:bCs/>
+          <w:sz w:val="22"/>
+          <w:szCs w:val="22"/>
+          <w:shd w:fill="auto" w:val="clear"/>
         </w:rPr>
         <w:t xml:space="preserve">3.5. </w:t>
       </w:r>
@@ -1525,7 +1457,7 @@
           <w:rFonts w:cs="Times New Roman" w:ascii="Times New Roman" w:hAnsi="Times New Roman"/>
           <w:sz w:val="22"/>
           <w:szCs w:val="22"/>
-          <w:highlight w:val="yellow"/>
+          <w:shd w:fill="auto" w:val="clear"/>
         </w:rPr>
         <w:t xml:space="preserve">Заказчик обязан в течение дня с момента согласования и подписания заявки, являющейся неотъемлемой частью настоящего договора (Приложение №1), оплатить бронь в размере </w:t>
       </w:r>
@@ -1535,7 +1467,7 @@
           <w:bCs/>
           <w:sz w:val="22"/>
           <w:szCs w:val="22"/>
-          <w:highlight w:val="yellow"/>
+          <w:shd w:fill="auto" w:val="clear"/>
         </w:rPr>
         <w:t>5 000,00 рублей (пять тысяч рублей 00 коп.)</w:t>
       </w:r>
@@ -1544,7 +1476,7 @@
           <w:rFonts w:cs="Times New Roman" w:ascii="Times New Roman" w:hAnsi="Times New Roman"/>
           <w:sz w:val="22"/>
           <w:szCs w:val="22"/>
-          <w:highlight w:val="yellow"/>
+          <w:shd w:fill="auto" w:val="clear"/>
         </w:rPr>
         <w:t xml:space="preserve"> путем перевода денежных средств по реквизитам Исполнителя, либо внесения наличными в кассу Исполнителя. В случаях, предусмотренных настоящим Договором, бронь является возвратной.</w:t>
       </w:r>
@@ -1555,19 +1487,18 @@
         <w:ind w:firstLine="567" w:right="0"/>
         <w:jc w:val="both"/>
         <w:rPr>
-          <w:rFonts w:ascii="Times New Roman" w:hAnsi="Times New Roman" w:cs="Times New Roman"/>
-          <w:sz w:val="22"/>
-          <w:szCs w:val="22"/>
-        </w:rPr>
-      </w:pPr>
-      <w:r>
-        <w:rPr>
-          <w:rFonts w:cs="Times New Roman" w:ascii="Times New Roman" w:hAnsi="Times New Roman"/>
-          <w:b/>
-          <w:bCs/>
-          <w:sz w:val="22"/>
-          <w:szCs w:val="22"/>
-          <w:highlight w:val="yellow"/>
+          <w:highlight w:val="none"/>
+          <w:shd w:fill="auto" w:val="clear"/>
+        </w:rPr>
+      </w:pPr>
+      <w:r>
+        <w:rPr>
+          <w:rFonts w:cs="Times New Roman" w:ascii="Times New Roman" w:hAnsi="Times New Roman"/>
+          <w:b/>
+          <w:bCs/>
+          <w:sz w:val="22"/>
+          <w:szCs w:val="22"/>
+          <w:shd w:fill="auto" w:val="clear"/>
         </w:rPr>
         <w:t xml:space="preserve">3.6. </w:t>
       </w:r>
@@ -1576,7 +1507,7 @@
           <w:rFonts w:cs="Times New Roman" w:ascii="Times New Roman" w:hAnsi="Times New Roman"/>
           <w:sz w:val="22"/>
           <w:szCs w:val="22"/>
-          <w:highlight w:val="yellow"/>
+          <w:shd w:fill="auto" w:val="clear"/>
         </w:rPr>
         <w:t>Подписывая настоящий Договор, Заказчик подтверждает, что проинформирован и предупрежден о том, что если невозможность воспользоваться оказанием услуг по экскурсионному обслуживанию будет вызвана виной Заказчика, то услуги Исполнителя подлежат оплате в полном объеме.</w:t>
       </w:r>
@@ -2270,16 +2201,19 @@
         <w:pStyle w:val="Normal"/>
         <w:ind w:firstLine="567" w:right="0"/>
         <w:jc w:val="both"/>
-        <w:rPr/>
-      </w:pPr>
-      <w:r>
-        <w:rPr>
-          <w:rFonts w:cs="Times New Roman" w:ascii="Times New Roman" w:hAnsi="Times New Roman"/>
-          <w:b/>
-          <w:bCs/>
-          <w:sz w:val="22"/>
-          <w:szCs w:val="22"/>
-          <w:highlight w:val="yellow"/>
+        <w:rPr>
+          <w:highlight w:val="none"/>
+          <w:shd w:fill="auto" w:val="clear"/>
+        </w:rPr>
+      </w:pPr>
+      <w:r>
+        <w:rPr>
+          <w:rFonts w:cs="Times New Roman" w:ascii="Times New Roman" w:hAnsi="Times New Roman"/>
+          <w:b/>
+          <w:bCs/>
+          <w:sz w:val="22"/>
+          <w:szCs w:val="22"/>
+          <w:shd w:fill="auto" w:val="clear"/>
         </w:rPr>
         <w:t>5.5.</w:t>
       </w:r>
@@ -2288,7 +2222,7 @@
           <w:rFonts w:cs="Times New Roman" w:ascii="Times New Roman" w:hAnsi="Times New Roman"/>
           <w:sz w:val="22"/>
           <w:szCs w:val="22"/>
-          <w:highlight w:val="yellow"/>
+          <w:shd w:fill="auto" w:val="clear"/>
         </w:rPr>
         <w:t xml:space="preserve"> В случае отказа от экскурсии менее чем за 14 (четырнадцать) календарных дней денежные средства, перечисленные в качестве брони, не возвращаются и не переносятся на другие или новые брони.</w:t>
       </w:r>
@@ -2299,19 +2233,18 @@
         <w:ind w:firstLine="567" w:right="0"/>
         <w:jc w:val="both"/>
         <w:rPr>
-          <w:rFonts w:ascii="Times New Roman" w:hAnsi="Times New Roman" w:cs="Times New Roman"/>
-          <w:sz w:val="22"/>
-          <w:szCs w:val="22"/>
-        </w:rPr>
-      </w:pPr>
-      <w:r>
-        <w:rPr>
-          <w:rFonts w:cs="Times New Roman" w:ascii="Times New Roman" w:hAnsi="Times New Roman"/>
-          <w:b/>
-          <w:bCs/>
-          <w:sz w:val="22"/>
-          <w:szCs w:val="22"/>
-          <w:highlight w:val="yellow"/>
+          <w:highlight w:val="none"/>
+          <w:shd w:fill="auto" w:val="clear"/>
+        </w:rPr>
+      </w:pPr>
+      <w:r>
+        <w:rPr>
+          <w:rFonts w:cs="Times New Roman" w:ascii="Times New Roman" w:hAnsi="Times New Roman"/>
+          <w:b/>
+          <w:bCs/>
+          <w:sz w:val="22"/>
+          <w:szCs w:val="22"/>
+          <w:shd w:fill="auto" w:val="clear"/>
         </w:rPr>
         <w:t>5.6.</w:t>
       </w:r>
@@ -2320,7 +2253,7 @@
           <w:rFonts w:cs="Times New Roman" w:ascii="Times New Roman" w:hAnsi="Times New Roman"/>
           <w:sz w:val="22"/>
           <w:szCs w:val="22"/>
-          <w:highlight w:val="yellow"/>
+          <w:shd w:fill="auto" w:val="clear"/>
         </w:rPr>
         <w:t xml:space="preserve"> В случае форсмажорной ситуации (карантин в классе, болезнь, смерть, военные действия, эпидемия, терроризм и другое) при предоставлении официального документа бронь переносится без потерь.</w:t>
       </w:r>
@@ -2777,9 +2710,9 @@
           <w:rFonts w:cs="Times New Roman" w:ascii="Times New Roman" w:hAnsi="Times New Roman"/>
           <w:sz w:val="22"/>
           <w:szCs w:val="22"/>
-          <w:highlight w:val="yellow"/>
-        </w:rPr>
-        <w:t>«__» .____.2025г.</w:t>
+          <w:shd w:fill="FFFF00" w:val="clear"/>
+        </w:rPr>
+        <w:t>tour_date.</w:t>
       </w:r>
       <w:r>
         <w:rPr>
@@ -3390,7 +3323,6 @@
             <w:r>
               <w:rPr>
                 <w:rFonts w:ascii="Times New Roman" w:hAnsi="Times New Roman"/>
-                <w:highlight w:val="yellow"/>
               </w:rPr>
             </w:r>
           </w:p>
@@ -3541,7 +3473,16 @@
                 <w:szCs w:val="24"/>
                 <w:highlight w:val="yellow"/>
               </w:rPr>
-              <w:t>Генеральный директор</w:t>
+              <w:t>r</w:t>
+            </w:r>
+            <w:r>
+              <w:rPr>
+                <w:rFonts w:cs="Times New Roman" w:ascii="Times New Roman" w:hAnsi="Times New Roman"/>
+                <w:sz w:val="24"/>
+                <w:szCs w:val="24"/>
+                <w:highlight w:val="yellow"/>
+              </w:rPr>
+              <w:t>epresentative_title</w:t>
             </w:r>
           </w:p>
           <w:p>
@@ -3614,7 +3555,7 @@
                 <w:highlight w:val="yellow"/>
                 <w:lang w:eastAsia="zh-CN"/>
               </w:rPr>
-              <w:t>ФИО</w:t>
+              <w:t>customer_representative</w:t>
             </w:r>
           </w:p>
           <w:p>
@@ -3871,18 +3812,368 @@
           <w:szCs w:val="22"/>
           <w:highlight w:val="yellow"/>
         </w:rPr>
-        <w:t>№</w:t>
-      </w:r>
-      <w:r>
-        <w:rPr>
-          <w:rFonts w:cs="Times New Roman" w:ascii="Times New Roman" w:hAnsi="Times New Roman"/>
-          <w:b/>
-          <w:bCs/>
+        <w:t>№contract_uuid</w:t>
+      </w:r>
+      <w:r>
+        <w:rPr>
+          <w:rFonts w:cs="Times New Roman" w:ascii="Times New Roman" w:hAnsi="Times New Roman"/>
+          <w:b/>
+          <w:bCs/>
+          <w:sz w:val="22"/>
+          <w:szCs w:val="22"/>
+        </w:rPr>
+        <w:t xml:space="preserve"> </w:t>
+      </w:r>
+      <w:r>
+        <w:rPr>
+          <w:rFonts w:cs="Times New Roman" w:ascii="Times New Roman" w:hAnsi="Times New Roman"/>
+          <w:b/>
+          <w:bCs/>
+        </w:rPr>
+        <w:t>от contract_date</w:t>
+      </w:r>
+    </w:p>
+    <w:p>
+      <w:pPr>
+        <w:pStyle w:val="Normal"/>
+        <w:jc w:val="right"/>
+        <w:rPr>
+          <w:rFonts w:ascii="Times New Roman" w:hAnsi="Times New Roman" w:cs="Times New Roman"/>
+          <w:b/>
+          <w:bCs/>
+        </w:rPr>
+      </w:pPr>
+      <w:r>
+        <w:rPr>
+          <w:rFonts w:cs="Times New Roman" w:ascii="Times New Roman" w:hAnsi="Times New Roman"/>
+          <w:b/>
+          <w:bCs/>
+        </w:rPr>
+      </w:r>
+    </w:p>
+    <w:p>
+      <w:pPr>
+        <w:pStyle w:val="Normal"/>
+        <w:jc w:val="center"/>
+        <w:rPr>
+          <w:rFonts w:ascii="Times New Roman" w:hAnsi="Times New Roman" w:cs="Times New Roman"/>
+          <w:b/>
+          <w:bCs/>
+        </w:rPr>
+      </w:pPr>
+      <w:r>
+        <w:rPr>
+          <w:rFonts w:cs="Times New Roman" w:ascii="Times New Roman" w:hAnsi="Times New Roman"/>
+          <w:b/>
+          <w:bCs/>
+        </w:rPr>
+        <w:t>Заявка на организацию и проведение экскурсии</w:t>
+      </w:r>
+    </w:p>
+    <w:p>
+      <w:pPr>
+        <w:pStyle w:val="Normal"/>
+        <w:jc w:val="center"/>
+        <w:rPr>
+          <w:rFonts w:ascii="Times New Roman" w:hAnsi="Times New Roman" w:cs="Times New Roman"/>
+          <w:b/>
+          <w:bCs/>
+        </w:rPr>
+      </w:pPr>
+      <w:r>
+        <w:rPr>
+          <w:rFonts w:cs="Times New Roman" w:ascii="Times New Roman" w:hAnsi="Times New Roman"/>
+          <w:b/>
+          <w:bCs/>
+        </w:rPr>
+      </w:r>
+    </w:p>
+    <w:p>
+      <w:pPr>
+        <w:pStyle w:val="Normal"/>
+        <w:ind w:firstLine="720" w:right="0"/>
+        <w:jc w:val="both"/>
+        <w:rPr>
+          <w:rFonts w:ascii="Times New Roman" w:hAnsi="Times New Roman" w:cs="Times New Roman"/>
+          <w:b/>
+          <w:bCs/>
+        </w:rPr>
+      </w:pPr>
+      <w:r>
+        <w:rPr>
+          <w:rFonts w:cs="Times New Roman" w:ascii="Times New Roman" w:hAnsi="Times New Roman"/>
+          <w:sz w:val="22"/>
+          <w:szCs w:val="22"/>
+        </w:rPr>
+        <w:t>Общество с ограниченной ответственностью «РостАгроКомплекс»</w:t>
+      </w:r>
+      <w:r>
+        <w:rPr>
+          <w:rFonts w:eastAsia="Calibri" w:cs="Times New Roman" w:ascii="Times New Roman" w:hAnsi="Times New Roman"/>
+          <w:sz w:val="22"/>
+          <w:szCs w:val="22"/>
+        </w:rPr>
+        <w:t xml:space="preserve">, именуемое в дальнейшем </w:t>
+      </w:r>
+      <w:r>
+        <w:rPr>
+          <w:rFonts w:eastAsia="Calibri" w:cs="Times New Roman" w:ascii="Times New Roman" w:hAnsi="Times New Roman"/>
+          <w:b/>
+          <w:sz w:val="22"/>
+          <w:szCs w:val="22"/>
+        </w:rPr>
+        <w:t>«Исполнитель»</w:t>
+      </w:r>
+      <w:r>
+        <w:rPr>
+          <w:rFonts w:eastAsia="Calibri" w:cs="Times New Roman" w:ascii="Times New Roman" w:hAnsi="Times New Roman"/>
+          <w:sz w:val="22"/>
+          <w:szCs w:val="22"/>
+        </w:rPr>
+        <w:t xml:space="preserve">, в лице Директора Еремеева Б.Г., действующего на основании Устава, с одной стороны и </w:t>
+      </w:r>
+      <w:r>
+        <w:rPr>
+          <w:rFonts w:eastAsia="Calibri" w:cs="Times New Roman" w:ascii="Times New Roman" w:hAnsi="Times New Roman"/>
           <w:sz w:val="22"/>
           <w:szCs w:val="22"/>
           <w:highlight w:val="yellow"/>
         </w:rPr>
-        <w:t>contract_uuid</w:t>
+        <w:t>customer_org_name</w:t>
+      </w:r>
+      <w:r>
+        <w:rPr>
+          <w:rFonts w:cs="Times New Roman" w:ascii="Times New Roman" w:hAnsi="Times New Roman"/>
+          <w:sz w:val="22"/>
+          <w:szCs w:val="22"/>
+          <w:highlight w:val="yellow"/>
+        </w:rPr>
+        <w:t>,</w:t>
+      </w:r>
+      <w:r>
+        <w:rPr>
+          <w:rFonts w:cs="Times New Roman" w:ascii="Times New Roman" w:hAnsi="Times New Roman"/>
+          <w:sz w:val="22"/>
+          <w:szCs w:val="22"/>
+        </w:rPr>
+        <w:t xml:space="preserve"> именуем</w:t>
+      </w:r>
+      <w:r>
+        <w:rPr>
+          <w:rFonts w:cs="Times New Roman" w:ascii="Times New Roman" w:hAnsi="Times New Roman"/>
+          <w:sz w:val="22"/>
+          <w:szCs w:val="22"/>
+          <w:shd w:fill="auto" w:val="clear"/>
+        </w:rPr>
+        <w:t>ое (-ый)</w:t>
+      </w:r>
+      <w:r>
+        <w:rPr>
+          <w:rFonts w:cs="Times New Roman" w:ascii="Times New Roman" w:hAnsi="Times New Roman"/>
+          <w:sz w:val="22"/>
+          <w:szCs w:val="22"/>
+        </w:rPr>
+        <w:t xml:space="preserve"> в дальнейшем «</w:t>
+      </w:r>
+      <w:r>
+        <w:rPr>
+          <w:rFonts w:cs="Times New Roman" w:ascii="Times New Roman" w:hAnsi="Times New Roman"/>
+          <w:b/>
+          <w:bCs/>
+          <w:sz w:val="22"/>
+          <w:szCs w:val="22"/>
+        </w:rPr>
+        <w:t>Заказчик</w:t>
+      </w:r>
+      <w:r>
+        <w:rPr>
+          <w:rFonts w:cs="Times New Roman" w:ascii="Times New Roman" w:hAnsi="Times New Roman"/>
+          <w:sz w:val="22"/>
+          <w:szCs w:val="22"/>
+        </w:rPr>
+        <w:t xml:space="preserve">», в лице </w:t>
+      </w:r>
+      <w:r>
+        <w:rPr>
+          <w:rFonts w:cs="Times New Roman" w:ascii="Times New Roman" w:hAnsi="Times New Roman"/>
+          <w:sz w:val="22"/>
+          <w:szCs w:val="22"/>
+          <w:highlight w:val="yellow"/>
+        </w:rPr>
+        <w:t>customer_representative</w:t>
+      </w:r>
+      <w:r>
+        <w:rPr>
+          <w:rFonts w:cs="Times New Roman" w:ascii="Times New Roman" w:hAnsi="Times New Roman"/>
+        </w:rPr>
+        <w:t>, действующ</w:t>
+      </w:r>
+      <w:r>
+        <w:rPr>
+          <w:rFonts w:cs="Times New Roman" w:ascii="Times New Roman" w:hAnsi="Times New Roman"/>
+          <w:shd w:fill="auto" w:val="clear"/>
+        </w:rPr>
+        <w:t>ей (-его, -ий)</w:t>
+      </w:r>
+      <w:r>
+        <w:rPr>
+          <w:rFonts w:cs="Times New Roman" w:ascii="Times New Roman" w:hAnsi="Times New Roman"/>
+        </w:rPr>
+        <w:t xml:space="preserve">  на основании Устава </w:t>
+      </w:r>
+      <w:r>
+        <w:rPr>
+          <w:rFonts w:cs="Times New Roman" w:ascii="Times New Roman" w:hAnsi="Times New Roman"/>
+          <w:shd w:fill="auto" w:val="clear"/>
+        </w:rPr>
+        <w:t>(ОГРНИП),</w:t>
+      </w:r>
+      <w:r>
+        <w:rPr>
+          <w:rFonts w:cs="Times New Roman" w:ascii="Times New Roman" w:hAnsi="Times New Roman"/>
+          <w:sz w:val="22"/>
+          <w:szCs w:val="22"/>
+        </w:rPr>
+        <w:t xml:space="preserve"> с другой стороны</w:t>
+      </w:r>
+      <w:r>
+        <w:rPr>
+          <w:rFonts w:cs="Times New Roman" w:ascii="Times New Roman" w:hAnsi="Times New Roman"/>
+        </w:rPr>
+        <w:t xml:space="preserve">, именуемые в дальнейшем </w:t>
+      </w:r>
+      <w:r>
+        <w:rPr>
+          <w:rFonts w:cs="Times New Roman" w:ascii="Times New Roman" w:hAnsi="Times New Roman"/>
+          <w:b/>
+        </w:rPr>
+        <w:t>«Стороны»,</w:t>
+      </w:r>
+      <w:r>
+        <w:rPr>
+          <w:rFonts w:cs="Times New Roman" w:ascii="Times New Roman" w:hAnsi="Times New Roman"/>
+        </w:rPr>
+        <w:t xml:space="preserve"> согласовали следующую программу экскурсии, согласно условиям заключенного</w:t>
+      </w:r>
+      <w:r>
+        <w:rPr>
+          <w:rFonts w:cs="Times New Roman" w:ascii="Times New Roman" w:hAnsi="Times New Roman"/>
+          <w:shd w:fill="auto" w:val="clear"/>
+        </w:rPr>
+        <w:t xml:space="preserve"> договора </w:t>
+      </w:r>
+      <w:r>
+        <w:rPr>
+          <w:rFonts w:cs="Times New Roman" w:ascii="Times New Roman" w:hAnsi="Times New Roman"/>
+          <w:b/>
+          <w:bCs/>
+          <w:sz w:val="22"/>
+          <w:szCs w:val="22"/>
+          <w:highlight w:val="yellow"/>
+        </w:rPr>
+        <w:t>№contract_uuid</w:t>
+      </w:r>
+      <w:r>
+        <w:rPr>
+          <w:rFonts w:cs="Times New Roman" w:ascii="Times New Roman" w:hAnsi="Times New Roman"/>
+          <w:b/>
+          <w:bCs/>
+          <w:highlight w:val="yellow"/>
+        </w:rPr>
+        <w:t xml:space="preserve"> от contract_date</w:t>
+      </w:r>
+    </w:p>
+    <w:p>
+      <w:pPr>
+        <w:pStyle w:val="Normal"/>
+        <w:ind w:firstLine="720" w:right="0"/>
+        <w:jc w:val="both"/>
+        <w:rPr>
+          <w:rFonts w:ascii="Times New Roman" w:hAnsi="Times New Roman" w:cs="Times New Roman"/>
+        </w:rPr>
+      </w:pPr>
+      <w:r>
+        <w:rPr>
+          <w:rFonts w:cs="Times New Roman" w:ascii="Times New Roman" w:hAnsi="Times New Roman"/>
+        </w:rPr>
+        <w:t>:</w:t>
+      </w:r>
+    </w:p>
+    <w:p>
+      <w:pPr>
+        <w:pStyle w:val="BodyText"/>
+        <w:jc w:val="both"/>
+        <w:rPr>
+          <w:rFonts w:ascii="Times New Roman" w:hAnsi="Times New Roman" w:cs="Times New Roman"/>
+        </w:rPr>
+      </w:pPr>
+      <w:r>
+        <w:rPr>
+          <w:rFonts w:cs="Times New Roman" w:ascii="Times New Roman" w:hAnsi="Times New Roman"/>
+        </w:rPr>
+      </w:r>
+    </w:p>
+    <w:p>
+      <w:pPr>
+        <w:pStyle w:val="BodyText"/>
+        <w:jc w:val="both"/>
+        <w:rPr>
+          <w:rFonts w:ascii="Times New Roman" w:hAnsi="Times New Roman" w:cs="Times New Roman"/>
+        </w:rPr>
+      </w:pPr>
+      <w:r>
+        <w:rPr>
+          <w:rFonts w:cs="Times New Roman" w:ascii="Times New Roman" w:hAnsi="Times New Roman"/>
+        </w:rPr>
+        <w:t xml:space="preserve">Дата проведения экскурсии: </w:t>
+      </w:r>
+      <w:r>
+        <w:rPr>
+          <w:rFonts w:cs="Times New Roman" w:ascii="Times New Roman" w:hAnsi="Times New Roman"/>
+          <w:shd w:fill="FFFF00" w:val="clear"/>
+        </w:rPr>
+        <w:t>tour_date</w:t>
+      </w:r>
+    </w:p>
+    <w:p>
+      <w:pPr>
+        <w:pStyle w:val="BodyText"/>
+        <w:jc w:val="both"/>
+        <w:rPr>
+          <w:rFonts w:ascii="Times New Roman" w:hAnsi="Times New Roman" w:cs="Times New Roman"/>
+        </w:rPr>
+      </w:pPr>
+      <w:r>
+        <w:rPr>
+          <w:rFonts w:cs="Times New Roman" w:ascii="Times New Roman" w:hAnsi="Times New Roman"/>
+        </w:rPr>
+        <w:t>Услуги оказываются по адресу: 141255, Московская область, г.о. Пушкинский, д. Петушки, территория шоссе Братовщина-Ельдигино, км. 6-ой, д.1, стр.13.</w:t>
+      </w:r>
+    </w:p>
+    <w:p>
+      <w:pPr>
+        <w:pStyle w:val="Normal"/>
+        <w:jc w:val="both"/>
+        <w:rPr>
+          <w:rFonts w:ascii="Times New Roman" w:hAnsi="Times New Roman" w:eastAsia="Calibri" w:cs="Times New Roman"/>
+        </w:rPr>
+      </w:pPr>
+      <w:r>
+        <w:rPr>
+          <w:rFonts w:eastAsia="Calibri" w:cs="Times New Roman" w:ascii="Times New Roman" w:hAnsi="Times New Roman"/>
+        </w:rPr>
+        <w:t xml:space="preserve">Заказчик гарантирует оплату в 100 % размере согласно условиям договора </w:t>
+      </w:r>
+      <w:r>
+        <w:rPr>
+          <w:rFonts w:eastAsia="Calibri" w:cs="Times New Roman" w:ascii="Times New Roman" w:hAnsi="Times New Roman"/>
+          <w:b/>
+          <w:bCs/>
+          <w:sz w:val="22"/>
+          <w:szCs w:val="22"/>
+          <w:highlight w:val="yellow"/>
+        </w:rPr>
+        <w:t>№contract_uuid</w:t>
       </w:r>
       <w:r>
         <w:rPr>
@@ -3906,314 +4197,15 @@
     <w:p>
       <w:pPr>
         <w:pStyle w:val="Normal"/>
-        <w:jc w:val="right"/>
-        <w:rPr>
-          <w:rFonts w:ascii="Times New Roman" w:hAnsi="Times New Roman" w:cs="Times New Roman"/>
-          <w:b/>
-          <w:bCs/>
-        </w:rPr>
-      </w:pPr>
-      <w:r>
-        <w:rPr>
-          <w:rFonts w:cs="Times New Roman" w:ascii="Times New Roman" w:hAnsi="Times New Roman"/>
-          <w:b/>
-          <w:bCs/>
-        </w:rPr>
-      </w:r>
-    </w:p>
-    <w:p>
-      <w:pPr>
-        <w:pStyle w:val="Normal"/>
-        <w:jc w:val="center"/>
-        <w:rPr>
-          <w:rFonts w:ascii="Times New Roman" w:hAnsi="Times New Roman" w:cs="Times New Roman"/>
-          <w:b/>
-          <w:bCs/>
-        </w:rPr>
-      </w:pPr>
-      <w:r>
-        <w:rPr>
-          <w:rFonts w:cs="Times New Roman" w:ascii="Times New Roman" w:hAnsi="Times New Roman"/>
-          <w:b/>
-          <w:bCs/>
-        </w:rPr>
-        <w:t>Заявка на организацию и проведение экскурсии</w:t>
-      </w:r>
-    </w:p>
-    <w:p>
-      <w:pPr>
-        <w:pStyle w:val="Normal"/>
-        <w:jc w:val="center"/>
-        <w:rPr>
-          <w:rFonts w:ascii="Times New Roman" w:hAnsi="Times New Roman" w:cs="Times New Roman"/>
-          <w:b/>
-          <w:bCs/>
-        </w:rPr>
-      </w:pPr>
-      <w:r>
-        <w:rPr>
-          <w:rFonts w:cs="Times New Roman" w:ascii="Times New Roman" w:hAnsi="Times New Roman"/>
-          <w:b/>
-          <w:bCs/>
-        </w:rPr>
-      </w:r>
-    </w:p>
-    <w:p>
-      <w:pPr>
-        <w:pStyle w:val="Normal"/>
-        <w:ind w:firstLine="720" w:right="0"/>
-        <w:jc w:val="both"/>
-        <w:rPr>
-          <w:rFonts w:ascii="Times New Roman" w:hAnsi="Times New Roman" w:cs="Times New Roman"/>
-          <w:b/>
-          <w:bCs/>
-        </w:rPr>
-      </w:pPr>
-      <w:r>
-        <w:rPr>
-          <w:rFonts w:cs="Times New Roman" w:ascii="Times New Roman" w:hAnsi="Times New Roman"/>
-          <w:sz w:val="22"/>
-          <w:szCs w:val="22"/>
-        </w:rPr>
-        <w:t>Общество с ограниченной ответственностью «РостАгроКомплекс»</w:t>
-      </w:r>
+        <w:jc w:val="both"/>
+        <w:rPr>
+          <w:rFonts w:ascii="Times New Roman" w:hAnsi="Times New Roman" w:eastAsia="Calibri" w:cs="Times New Roman"/>
+        </w:rPr>
+      </w:pPr>
       <w:r>
         <w:rPr>
           <w:rFonts w:eastAsia="Calibri" w:cs="Times New Roman" w:ascii="Times New Roman" w:hAnsi="Times New Roman"/>
-          <w:sz w:val="22"/>
-          <w:szCs w:val="22"/>
-        </w:rPr>
-        <w:t xml:space="preserve">, именуемое в дальнейшем </w:t>
-      </w:r>
-      <w:r>
-        <w:rPr>
-          <w:rFonts w:eastAsia="Calibri" w:cs="Times New Roman" w:ascii="Times New Roman" w:hAnsi="Times New Roman"/>
-          <w:b/>
-          <w:sz w:val="22"/>
-          <w:szCs w:val="22"/>
-        </w:rPr>
-        <w:t>«Исполнитель»</w:t>
-      </w:r>
-      <w:r>
-        <w:rPr>
-          <w:rFonts w:eastAsia="Calibri" w:cs="Times New Roman" w:ascii="Times New Roman" w:hAnsi="Times New Roman"/>
-          <w:sz w:val="22"/>
-          <w:szCs w:val="22"/>
-        </w:rPr>
-        <w:t xml:space="preserve">, в лице Директора Еремеева Б.Г., действующего на основании Устава, с одной стороны и </w:t>
-      </w:r>
-      <w:r>
-        <w:rPr>
-          <w:rFonts w:eastAsia="Calibri" w:cs="Times New Roman" w:ascii="Times New Roman" w:hAnsi="Times New Roman"/>
-          <w:sz w:val="22"/>
-          <w:szCs w:val="22"/>
-          <w:highlight w:val="yellow"/>
-        </w:rPr>
-        <w:t>customer_org_name</w:t>
-      </w:r>
-      <w:r>
-        <w:rPr>
-          <w:rFonts w:cs="Times New Roman" w:ascii="Times New Roman" w:hAnsi="Times New Roman"/>
-          <w:sz w:val="22"/>
-          <w:szCs w:val="22"/>
-          <w:highlight w:val="yellow"/>
-        </w:rPr>
-        <w:t>,</w:t>
-      </w:r>
-      <w:r>
-        <w:rPr>
-          <w:rFonts w:cs="Times New Roman" w:ascii="Times New Roman" w:hAnsi="Times New Roman"/>
-          <w:sz w:val="22"/>
-          <w:szCs w:val="22"/>
-        </w:rPr>
-        <w:t xml:space="preserve"> именуем</w:t>
-      </w:r>
-      <w:r>
-        <w:rPr>
-          <w:rFonts w:cs="Times New Roman" w:ascii="Times New Roman" w:hAnsi="Times New Roman"/>
-          <w:sz w:val="22"/>
-          <w:szCs w:val="22"/>
-          <w:highlight w:val="yellow"/>
-        </w:rPr>
-        <w:t>ое</w:t>
-      </w:r>
-      <w:r>
-        <w:rPr>
-          <w:rFonts w:cs="Times New Roman" w:ascii="Times New Roman" w:hAnsi="Times New Roman"/>
-          <w:sz w:val="22"/>
-          <w:szCs w:val="22"/>
-        </w:rPr>
-        <w:t xml:space="preserve"> </w:t>
-      </w:r>
-      <w:r>
-        <w:rPr>
-          <w:rFonts w:cs="Times New Roman" w:ascii="Times New Roman" w:hAnsi="Times New Roman"/>
-          <w:sz w:val="22"/>
-          <w:szCs w:val="22"/>
-          <w:highlight w:val="yellow"/>
-        </w:rPr>
-        <w:t>(-ый)</w:t>
-      </w:r>
-      <w:r>
-        <w:rPr>
-          <w:rFonts w:cs="Times New Roman" w:ascii="Times New Roman" w:hAnsi="Times New Roman"/>
-          <w:sz w:val="22"/>
-          <w:szCs w:val="22"/>
-        </w:rPr>
-        <w:t xml:space="preserve"> в дальнейшем «</w:t>
-      </w:r>
-      <w:r>
-        <w:rPr>
-          <w:rFonts w:cs="Times New Roman" w:ascii="Times New Roman" w:hAnsi="Times New Roman"/>
-          <w:b/>
-          <w:bCs/>
-          <w:sz w:val="22"/>
-          <w:szCs w:val="22"/>
-        </w:rPr>
-        <w:t>Заказчик</w:t>
-      </w:r>
-      <w:r>
-        <w:rPr>
-          <w:rFonts w:cs="Times New Roman" w:ascii="Times New Roman" w:hAnsi="Times New Roman"/>
-          <w:sz w:val="22"/>
-          <w:szCs w:val="22"/>
-        </w:rPr>
-        <w:t xml:space="preserve">», в лице </w:t>
-      </w:r>
-      <w:r>
-        <w:rPr>
-          <w:rFonts w:cs="Times New Roman" w:ascii="Times New Roman" w:hAnsi="Times New Roman"/>
-          <w:sz w:val="22"/>
-          <w:szCs w:val="22"/>
-          <w:highlight w:val="yellow"/>
-        </w:rPr>
-        <w:t>_____________</w:t>
-      </w:r>
-      <w:r>
-        <w:rPr>
-          <w:rFonts w:cs="Times New Roman" w:ascii="Times New Roman" w:hAnsi="Times New Roman"/>
-        </w:rPr>
-        <w:t>, действующ</w:t>
-      </w:r>
-      <w:r>
-        <w:rPr>
-          <w:rFonts w:cs="Times New Roman" w:ascii="Times New Roman" w:hAnsi="Times New Roman"/>
-          <w:highlight w:val="yellow"/>
-        </w:rPr>
-        <w:t>ей</w:t>
-      </w:r>
-      <w:r>
-        <w:rPr>
-          <w:rFonts w:cs="Times New Roman" w:ascii="Times New Roman" w:hAnsi="Times New Roman"/>
-        </w:rPr>
-        <w:t xml:space="preserve"> </w:t>
-      </w:r>
-      <w:r>
-        <w:rPr>
-          <w:rFonts w:cs="Times New Roman" w:ascii="Times New Roman" w:hAnsi="Times New Roman"/>
-          <w:highlight w:val="yellow"/>
-        </w:rPr>
-        <w:t>(-его, -ий)</w:t>
-      </w:r>
-      <w:r>
-        <w:rPr>
-          <w:rFonts w:cs="Times New Roman" w:ascii="Times New Roman" w:hAnsi="Times New Roman"/>
-        </w:rPr>
-        <w:t xml:space="preserve">  на основании Устава (</w:t>
-      </w:r>
-      <w:r>
-        <w:rPr>
-          <w:rFonts w:cs="Times New Roman" w:ascii="Times New Roman" w:hAnsi="Times New Roman"/>
-          <w:highlight w:val="yellow"/>
-        </w:rPr>
-        <w:t>ОГРНИП</w:t>
-      </w:r>
-      <w:r>
-        <w:rPr>
-          <w:rFonts w:cs="Times New Roman" w:ascii="Times New Roman" w:hAnsi="Times New Roman"/>
-        </w:rPr>
-        <w:t>),</w:t>
-      </w:r>
-      <w:r>
-        <w:rPr>
-          <w:rFonts w:cs="Times New Roman" w:ascii="Times New Roman" w:hAnsi="Times New Roman"/>
-          <w:sz w:val="22"/>
-          <w:szCs w:val="22"/>
-        </w:rPr>
-        <w:t xml:space="preserve"> с другой стороны</w:t>
-      </w:r>
-      <w:r>
-        <w:rPr>
-          <w:rFonts w:cs="Times New Roman" w:ascii="Times New Roman" w:hAnsi="Times New Roman"/>
-        </w:rPr>
-        <w:t xml:space="preserve">, именуемые в дальнейшем </w:t>
-      </w:r>
-      <w:r>
-        <w:rPr>
-          <w:rFonts w:cs="Times New Roman" w:ascii="Times New Roman" w:hAnsi="Times New Roman"/>
-          <w:b/>
-        </w:rPr>
-        <w:t>«Стороны»,</w:t>
-      </w:r>
-      <w:r>
-        <w:rPr>
-          <w:rFonts w:cs="Times New Roman" w:ascii="Times New Roman" w:hAnsi="Times New Roman"/>
-        </w:rPr>
-        <w:t xml:space="preserve"> согласовали следующую программу экскурсии, согласно условиям заключенного </w:t>
-      </w:r>
-      <w:r>
-        <w:rPr>
-          <w:rFonts w:cs="Times New Roman" w:ascii="Times New Roman" w:hAnsi="Times New Roman"/>
-          <w:highlight w:val="yellow"/>
-        </w:rPr>
-        <w:t xml:space="preserve">договора </w:t>
-      </w:r>
-      <w:r>
-        <w:rPr>
-          <w:rFonts w:cs="Times New Roman" w:ascii="Times New Roman" w:hAnsi="Times New Roman"/>
-          <w:b/>
-          <w:bCs/>
-          <w:sz w:val="22"/>
-          <w:szCs w:val="22"/>
-          <w:highlight w:val="yellow"/>
-        </w:rPr>
-        <w:t>№</w:t>
-      </w:r>
-      <w:r>
-        <w:rPr>
-          <w:rFonts w:cs="Times New Roman" w:ascii="Times New Roman" w:hAnsi="Times New Roman"/>
-          <w:b/>
-          <w:bCs/>
-          <w:sz w:val="22"/>
-          <w:szCs w:val="22"/>
-          <w:highlight w:val="yellow"/>
-        </w:rPr>
-        <w:t>contract_uuid</w:t>
-      </w:r>
-      <w:r>
-        <w:rPr>
-          <w:rFonts w:cs="Times New Roman" w:ascii="Times New Roman" w:hAnsi="Times New Roman"/>
-          <w:b/>
-          <w:bCs/>
-          <w:highlight w:val="yellow"/>
-        </w:rPr>
-        <w:t xml:space="preserve"> от contract_date</w:t>
-      </w:r>
-    </w:p>
-    <w:p>
-      <w:pPr>
-        <w:pStyle w:val="Normal"/>
-        <w:ind w:firstLine="720" w:right="0"/>
-        <w:jc w:val="both"/>
-        <w:rPr>
-          <w:rFonts w:ascii="Times New Roman" w:hAnsi="Times New Roman" w:cs="Times New Roman"/>
-        </w:rPr>
-      </w:pPr>
-      <w:r>
-        <w:rPr>
-          <w:rFonts w:cs="Times New Roman" w:ascii="Times New Roman" w:hAnsi="Times New Roman"/>
-        </w:rPr>
-        <w:t>:</w:t>
+        </w:rPr>
       </w:r>
     </w:p>
     <w:p>
@@ -4228,120 +4220,20 @@
         <w:rPr>
           <w:rFonts w:cs="Times New Roman" w:ascii="Times New Roman" w:hAnsi="Times New Roman"/>
         </w:rPr>
-      </w:r>
-    </w:p>
-    <w:p>
-      <w:pPr>
-        <w:pStyle w:val="BodyText"/>
-        <w:jc w:val="both"/>
-        <w:rPr>
-          <w:rFonts w:ascii="Times New Roman" w:hAnsi="Times New Roman" w:cs="Times New Roman"/>
-        </w:rPr>
-      </w:pPr>
-      <w:r>
-        <w:rPr>
-          <w:rFonts w:cs="Times New Roman" w:ascii="Times New Roman" w:hAnsi="Times New Roman"/>
-        </w:rPr>
-        <w:t>Дата проведения экскурсии: _____________________</w:t>
-      </w:r>
-    </w:p>
-    <w:p>
-      <w:pPr>
-        <w:pStyle w:val="BodyText"/>
-        <w:jc w:val="both"/>
-        <w:rPr>
-          <w:rFonts w:ascii="Times New Roman" w:hAnsi="Times New Roman" w:cs="Times New Roman"/>
-        </w:rPr>
-      </w:pPr>
-      <w:r>
-        <w:rPr>
-          <w:rFonts w:cs="Times New Roman" w:ascii="Times New Roman" w:hAnsi="Times New Roman"/>
-        </w:rPr>
-        <w:t>Услуги оказываются по адресу: 141255, Московская область, г.о. Пушкинский, д. Петушки, территория шоссе Братовщина-Ельдигино, км. 6-ой, д.1, стр.13.</w:t>
-      </w:r>
-    </w:p>
-    <w:p>
-      <w:pPr>
-        <w:pStyle w:val="Normal"/>
-        <w:jc w:val="both"/>
-        <w:rPr>
-          <w:rFonts w:ascii="Times New Roman" w:hAnsi="Times New Roman" w:eastAsia="Calibri" w:cs="Times New Roman"/>
-        </w:rPr>
-      </w:pPr>
-      <w:r>
-        <w:rPr>
-          <w:rFonts w:eastAsia="Calibri" w:cs="Times New Roman" w:ascii="Times New Roman" w:hAnsi="Times New Roman"/>
-        </w:rPr>
-        <w:t xml:space="preserve">Заказчик гарантирует оплату в 100 % размере согласно условиям договора </w:t>
-      </w:r>
-      <w:r>
-        <w:rPr>
-          <w:rFonts w:eastAsia="Calibri" w:cs="Times New Roman" w:ascii="Times New Roman" w:hAnsi="Times New Roman"/>
-          <w:b/>
-          <w:bCs/>
-          <w:sz w:val="22"/>
-          <w:szCs w:val="22"/>
-          <w:highlight w:val="yellow"/>
-        </w:rPr>
-        <w:t>№</w:t>
-      </w:r>
-      <w:r>
-        <w:rPr>
-          <w:rFonts w:eastAsia="Calibri" w:cs="Times New Roman" w:ascii="Times New Roman" w:hAnsi="Times New Roman"/>
-          <w:b/>
-          <w:bCs/>
-          <w:sz w:val="22"/>
-          <w:szCs w:val="22"/>
-          <w:highlight w:val="yellow"/>
-        </w:rPr>
-        <w:t>contract_uuid</w:t>
-      </w:r>
-      <w:r>
-        <w:rPr>
-          <w:rFonts w:cs="Times New Roman" w:ascii="Times New Roman" w:hAnsi="Times New Roman"/>
-          <w:b/>
-          <w:bCs/>
-          <w:sz w:val="22"/>
-          <w:szCs w:val="22"/>
-        </w:rPr>
-        <w:t xml:space="preserve"> </w:t>
-      </w:r>
-      <w:r>
-        <w:rPr>
-          <w:rFonts w:cs="Times New Roman" w:ascii="Times New Roman" w:hAnsi="Times New Roman"/>
-          <w:b/>
-          <w:bCs/>
-        </w:rPr>
-        <w:t>от contract_date</w:t>
-      </w:r>
-    </w:p>
-    <w:p>
-      <w:pPr>
-        <w:pStyle w:val="Normal"/>
-        <w:jc w:val="both"/>
-        <w:rPr>
-          <w:rFonts w:ascii="Times New Roman" w:hAnsi="Times New Roman" w:eastAsia="Calibri" w:cs="Times New Roman"/>
-        </w:rPr>
-      </w:pPr>
-      <w:r>
-        <w:rPr>
-          <w:rFonts w:eastAsia="Calibri" w:cs="Times New Roman" w:ascii="Times New Roman" w:hAnsi="Times New Roman"/>
-        </w:rPr>
-      </w:r>
-    </w:p>
-    <w:p>
-      <w:pPr>
-        <w:pStyle w:val="BodyText"/>
-        <w:jc w:val="both"/>
-        <w:rPr>
-          <w:rFonts w:ascii="Times New Roman" w:hAnsi="Times New Roman" w:cs="Times New Roman"/>
-        </w:rPr>
-      </w:pPr>
-      <w:r>
-        <w:rPr>
-          <w:rFonts w:cs="Times New Roman" w:ascii="Times New Roman" w:hAnsi="Times New Roman"/>
-        </w:rPr>
-        <w:t xml:space="preserve">Количество экскурсантов: _______ чел. </w:t>
+        <w:t xml:space="preserve">Количество экскурсантов: </w:t>
+      </w:r>
+      <w:r>
+        <w:rPr>
+          <w:rFonts w:cs="Times New Roman" w:ascii="Times New Roman" w:hAnsi="Times New Roman"/>
+          <w:shd w:fill="FFFF00" w:val="clear"/>
+        </w:rPr>
+        <w:t>number_of_visitors</w:t>
+      </w:r>
+      <w:r>
+        <w:rPr>
+          <w:rFonts w:cs="Times New Roman" w:ascii="Times New Roman" w:hAnsi="Times New Roman"/>
+        </w:rPr>
+        <w:t xml:space="preserve"> чел. </w:t>
       </w:r>
     </w:p>
     <w:p>
@@ -4727,7 +4619,6 @@
             <w:r>
               <w:rPr>
                 <w:rFonts w:ascii="Times New Roman" w:hAnsi="Times New Roman"/>
-                <w:highlight w:val="yellow"/>
               </w:rPr>
             </w:r>
           </w:p>
@@ -4878,7 +4769,16 @@
                 <w:szCs w:val="24"/>
                 <w:highlight w:val="yellow"/>
               </w:rPr>
-              <w:t>Генеральный директор</w:t>
+              <w:t>r</w:t>
+            </w:r>
+            <w:r>
+              <w:rPr>
+                <w:rFonts w:cs="Times New Roman" w:ascii="Times New Roman" w:hAnsi="Times New Roman"/>
+                <w:sz w:val="24"/>
+                <w:szCs w:val="24"/>
+                <w:highlight w:val="yellow"/>
+              </w:rPr>
+              <w:t>epresentative_title</w:t>
             </w:r>
           </w:p>
           <w:p>
@@ -4951,7 +4851,7 @@
                 <w:highlight w:val="yellow"/>
                 <w:lang w:eastAsia="zh-CN"/>
               </w:rPr>
-              <w:t>ФИО</w:t>
+              <w:t>customer_representative</w:t>
             </w:r>
           </w:p>
           <w:p>
@@ -5038,7 +4938,7 @@
     </w:r>
     <w:r>
       <w:rPr/>
-      <w:t>4</w:t>
+      <w:t>5</w:t>
     </w:r>
     <w:r>
       <w:rPr/>
@@ -5079,7 +4979,7 @@
     </w:r>
     <w:r>
       <w:rPr/>
-      <w:t>4</w:t>
+      <w:t>5</w:t>
     </w:r>
     <w:r>
       <w:rPr/>

--- a/contract_template.docx
+++ b/contract_template.docx
@@ -499,25 +499,7 @@
           <w:sz w:val="22"/>
           <w:szCs w:val="22"/>
         </w:rPr>
-        <w:t xml:space="preserve">, км. </w:t>
-      </w:r>
-      <w:proofErr w:type="gramStart"/>
-      <w:r>
-        <w:rPr>
-          <w:rFonts w:ascii="Times New Roman" w:hAnsi="Times New Roman"/>
-          <w:sz w:val="22"/>
-          <w:szCs w:val="22"/>
-        </w:rPr>
-        <w:t>6-ой</w:t>
-      </w:r>
-      <w:proofErr w:type="gramEnd"/>
-      <w:r>
-        <w:rPr>
-          <w:rFonts w:ascii="Times New Roman" w:hAnsi="Times New Roman"/>
-          <w:sz w:val="22"/>
-          <w:szCs w:val="22"/>
-        </w:rPr>
-        <w:t>, д.1, стр.13, а Заказчик обязуется оплатить эти услуги.</w:t>
+        <w:t>, км. 6-ой, д.1, стр.13, а Заказчик обязуется оплатить эти услуги.</w:t>
       </w:r>
     </w:p>
     <w:p>
@@ -636,25 +618,7 @@
           <w:sz w:val="22"/>
           <w:szCs w:val="22"/>
         </w:rPr>
-        <w:t xml:space="preserve">, км. </w:t>
-      </w:r>
-      <w:proofErr w:type="gramStart"/>
-      <w:r>
-        <w:rPr>
-          <w:rFonts w:ascii="Times New Roman" w:hAnsi="Times New Roman"/>
-          <w:sz w:val="22"/>
-          <w:szCs w:val="22"/>
-        </w:rPr>
-        <w:t>6-ой</w:t>
-      </w:r>
-      <w:proofErr w:type="gramEnd"/>
-      <w:r>
-        <w:rPr>
-          <w:rFonts w:ascii="Times New Roman" w:hAnsi="Times New Roman"/>
-          <w:sz w:val="22"/>
-          <w:szCs w:val="22"/>
-        </w:rPr>
-        <w:t>, д.1, стр.13.</w:t>
+        <w:t>, км. 6-ой, д.1, стр.13.</w:t>
       </w:r>
     </w:p>
     <w:p>
@@ -749,305 +713,143 @@
           <w:sz w:val="22"/>
           <w:szCs w:val="22"/>
         </w:rPr>
-        <w:t>2.</w:t>
-      </w:r>
-      <w:proofErr w:type="gramStart"/>
-      <w:r>
-        <w:rPr>
-          <w:rFonts w:ascii="Times New Roman" w:hAnsi="Times New Roman"/>
-          <w:b/>
-          <w:sz w:val="22"/>
-          <w:szCs w:val="22"/>
-        </w:rPr>
-        <w:t>1.</w:t>
-      </w:r>
-      <w:r>
-        <w:rPr>
-          <w:rFonts w:ascii="Times New Roman" w:hAnsi="Times New Roman"/>
-          <w:b/>
-          <w:bCs/>
-          <w:sz w:val="22"/>
-          <w:szCs w:val="22"/>
-        </w:rPr>
-        <w:t>Исполнитель</w:t>
-      </w:r>
-      <w:proofErr w:type="gramEnd"/>
-      <w:r>
-        <w:rPr>
-          <w:rFonts w:ascii="Times New Roman" w:hAnsi="Times New Roman"/>
-          <w:b/>
-          <w:bCs/>
-          <w:sz w:val="22"/>
-          <w:szCs w:val="22"/>
-        </w:rPr>
-        <w:t xml:space="preserve"> обязан:</w:t>
-      </w:r>
-    </w:p>
-    <w:p>
-      <w:pPr>
-        <w:ind w:firstLine="567"/>
-        <w:jc w:val="both"/>
-      </w:pPr>
-      <w:r>
-        <w:rPr>
-          <w:rFonts w:ascii="Times New Roman" w:hAnsi="Times New Roman"/>
-          <w:b/>
-          <w:sz w:val="22"/>
-          <w:szCs w:val="22"/>
-        </w:rPr>
         <w:t>2.1.</w:t>
       </w:r>
-      <w:proofErr w:type="gramStart"/>
-      <w:r>
-        <w:rPr>
-          <w:rFonts w:ascii="Times New Roman" w:hAnsi="Times New Roman"/>
-          <w:b/>
-          <w:sz w:val="22"/>
-          <w:szCs w:val="22"/>
-        </w:rPr>
-        <w:t>1.</w:t>
-      </w:r>
-      <w:r>
-        <w:rPr>
-          <w:rFonts w:ascii="Times New Roman" w:hAnsi="Times New Roman"/>
-          <w:sz w:val="22"/>
-          <w:szCs w:val="22"/>
-        </w:rPr>
-        <w:t>Предоставить</w:t>
-      </w:r>
-      <w:proofErr w:type="gramEnd"/>
-      <w:r>
-        <w:rPr>
-          <w:rFonts w:ascii="Times New Roman" w:hAnsi="Times New Roman"/>
-          <w:sz w:val="22"/>
-          <w:szCs w:val="22"/>
-        </w:rPr>
-        <w:t xml:space="preserve"> Заказчику необходимую и достоверную информацию, обеспечивающую возможность выбора экскурсионных маршрутов, познавательно-развлекательных, интерактивных программ, мастер-классов. </w:t>
-      </w:r>
-    </w:p>
-    <w:p>
-      <w:pPr>
-        <w:ind w:firstLine="567"/>
-        <w:jc w:val="both"/>
-      </w:pPr>
-      <w:r>
-        <w:rPr>
-          <w:rFonts w:ascii="Times New Roman" w:hAnsi="Times New Roman"/>
-          <w:b/>
-          <w:sz w:val="22"/>
-          <w:szCs w:val="22"/>
-        </w:rPr>
-        <w:t>2.1.</w:t>
-      </w:r>
-      <w:proofErr w:type="gramStart"/>
-      <w:r>
-        <w:rPr>
-          <w:rFonts w:ascii="Times New Roman" w:hAnsi="Times New Roman"/>
-          <w:b/>
-          <w:sz w:val="22"/>
-          <w:szCs w:val="22"/>
-        </w:rPr>
-        <w:t>2.</w:t>
-      </w:r>
-      <w:r>
-        <w:rPr>
-          <w:rFonts w:ascii="Times New Roman" w:hAnsi="Times New Roman"/>
-          <w:sz w:val="22"/>
-          <w:szCs w:val="22"/>
-        </w:rPr>
-        <w:t>Принять</w:t>
-      </w:r>
-      <w:proofErr w:type="gramEnd"/>
-      <w:r>
-        <w:rPr>
-          <w:rFonts w:ascii="Times New Roman" w:hAnsi="Times New Roman"/>
-          <w:sz w:val="22"/>
-          <w:szCs w:val="22"/>
-        </w:rPr>
-        <w:t xml:space="preserve"> от Заказчика заявку на оказание экскурсионных услуг, в установленные договором сроки.</w:t>
-      </w:r>
-    </w:p>
-    <w:p>
-      <w:pPr>
-        <w:ind w:firstLine="567"/>
-        <w:jc w:val="both"/>
-      </w:pPr>
-      <w:r>
-        <w:rPr>
-          <w:rFonts w:ascii="Times New Roman" w:hAnsi="Times New Roman"/>
-          <w:b/>
-          <w:sz w:val="22"/>
-          <w:szCs w:val="22"/>
-        </w:rPr>
-        <w:t>2.1.</w:t>
-      </w:r>
-      <w:proofErr w:type="gramStart"/>
-      <w:r>
-        <w:rPr>
-          <w:rFonts w:ascii="Times New Roman" w:hAnsi="Times New Roman"/>
-          <w:b/>
-          <w:sz w:val="22"/>
-          <w:szCs w:val="22"/>
-        </w:rPr>
-        <w:t>3.</w:t>
-      </w:r>
-      <w:r>
-        <w:rPr>
-          <w:rFonts w:ascii="Times New Roman" w:hAnsi="Times New Roman"/>
-          <w:sz w:val="22"/>
-          <w:szCs w:val="22"/>
-        </w:rPr>
-        <w:t>Составить</w:t>
-      </w:r>
-      <w:proofErr w:type="gramEnd"/>
-      <w:r>
-        <w:rPr>
-          <w:rFonts w:ascii="Times New Roman" w:hAnsi="Times New Roman"/>
-          <w:sz w:val="22"/>
-          <w:szCs w:val="22"/>
-        </w:rPr>
-        <w:t xml:space="preserve"> программу экскурсионного обслуживания в соответствии с графиком посещаемости на день оказания услуги.</w:t>
-      </w:r>
-    </w:p>
-    <w:p>
-      <w:pPr>
-        <w:ind w:firstLine="567"/>
-        <w:jc w:val="both"/>
-      </w:pPr>
-      <w:r>
-        <w:rPr>
-          <w:rFonts w:ascii="Times New Roman" w:hAnsi="Times New Roman"/>
-          <w:b/>
-          <w:sz w:val="22"/>
-          <w:szCs w:val="22"/>
-        </w:rPr>
-        <w:t>2.1.</w:t>
-      </w:r>
-      <w:proofErr w:type="gramStart"/>
-      <w:r>
-        <w:rPr>
-          <w:rFonts w:ascii="Times New Roman" w:hAnsi="Times New Roman"/>
-          <w:b/>
-          <w:sz w:val="22"/>
-          <w:szCs w:val="22"/>
-        </w:rPr>
-        <w:t>4.</w:t>
-      </w:r>
-      <w:r>
-        <w:rPr>
-          <w:rFonts w:ascii="Times New Roman" w:hAnsi="Times New Roman"/>
-          <w:sz w:val="22"/>
-          <w:szCs w:val="22"/>
-        </w:rPr>
-        <w:t>Оказать</w:t>
-      </w:r>
-      <w:proofErr w:type="gramEnd"/>
-      <w:r>
-        <w:rPr>
-          <w:rFonts w:ascii="Times New Roman" w:hAnsi="Times New Roman"/>
-          <w:sz w:val="22"/>
-          <w:szCs w:val="22"/>
-        </w:rPr>
-        <w:t xml:space="preserve"> услуги в полном объеме и в срок, предусмотренный заявкой Заказчика.</w:t>
-      </w:r>
-    </w:p>
-    <w:p>
-      <w:pPr>
-        <w:ind w:firstLine="567"/>
-        <w:jc w:val="both"/>
-      </w:pPr>
-      <w:r>
-        <w:rPr>
-          <w:rFonts w:ascii="Times New Roman" w:hAnsi="Times New Roman"/>
-          <w:b/>
-          <w:sz w:val="22"/>
-          <w:szCs w:val="22"/>
-        </w:rPr>
-        <w:t>2.1.</w:t>
-      </w:r>
-      <w:proofErr w:type="gramStart"/>
-      <w:r>
-        <w:rPr>
-          <w:rFonts w:ascii="Times New Roman" w:hAnsi="Times New Roman"/>
-          <w:b/>
-          <w:sz w:val="22"/>
-          <w:szCs w:val="22"/>
-        </w:rPr>
-        <w:t>5.</w:t>
-      </w:r>
-      <w:r>
-        <w:rPr>
-          <w:rFonts w:ascii="Times New Roman" w:hAnsi="Times New Roman"/>
-          <w:sz w:val="22"/>
-          <w:szCs w:val="22"/>
-        </w:rPr>
-        <w:t>Информировать</w:t>
-      </w:r>
-      <w:proofErr w:type="gramEnd"/>
-      <w:r>
-        <w:rPr>
-          <w:rFonts w:ascii="Times New Roman" w:hAnsi="Times New Roman"/>
-          <w:sz w:val="22"/>
-          <w:szCs w:val="22"/>
-        </w:rPr>
-        <w:t xml:space="preserve"> Заказчика о стоимости экскурсионного обслуживания и дополнительных услуг на день предоставления услуги.</w:t>
-      </w:r>
-    </w:p>
-    <w:p>
-      <w:pPr>
-        <w:ind w:firstLine="567"/>
-        <w:jc w:val="both"/>
-        <w:rPr>
-          <w:rFonts w:ascii="Times New Roman" w:hAnsi="Times New Roman"/>
-          <w:sz w:val="22"/>
-          <w:szCs w:val="22"/>
-        </w:rPr>
-      </w:pPr>
-      <w:r>
-        <w:rPr>
-          <w:rFonts w:ascii="Times New Roman" w:hAnsi="Times New Roman"/>
-          <w:b/>
-          <w:sz w:val="22"/>
-          <w:szCs w:val="22"/>
-        </w:rPr>
-        <w:t>2.</w:t>
-      </w:r>
-      <w:proofErr w:type="gramStart"/>
-      <w:r>
-        <w:rPr>
-          <w:rFonts w:ascii="Times New Roman" w:hAnsi="Times New Roman"/>
-          <w:b/>
-          <w:sz w:val="22"/>
-          <w:szCs w:val="22"/>
-        </w:rPr>
-        <w:t>2.</w:t>
-      </w:r>
-      <w:r>
-        <w:rPr>
-          <w:rFonts w:ascii="Times New Roman" w:hAnsi="Times New Roman"/>
-          <w:b/>
-          <w:bCs/>
-          <w:sz w:val="22"/>
-          <w:szCs w:val="22"/>
-        </w:rPr>
-        <w:t>Заказчик</w:t>
-      </w:r>
-      <w:proofErr w:type="gramEnd"/>
-      <w:r>
-        <w:rPr>
-          <w:rFonts w:ascii="Times New Roman" w:hAnsi="Times New Roman"/>
-          <w:b/>
-          <w:bCs/>
-          <w:sz w:val="22"/>
-          <w:szCs w:val="22"/>
-        </w:rPr>
-        <w:t xml:space="preserve"> обязан:</w:t>
-      </w:r>
-    </w:p>
-    <w:p>
-      <w:pPr>
-        <w:ind w:firstLine="567"/>
-        <w:jc w:val="both"/>
+      <w:r>
+        <w:rPr>
+          <w:rFonts w:ascii="Times New Roman" w:hAnsi="Times New Roman"/>
+          <w:b/>
+          <w:bCs/>
+          <w:sz w:val="22"/>
+          <w:szCs w:val="22"/>
+        </w:rPr>
+        <w:t>Исполнитель обязан:</w:t>
+      </w:r>
+    </w:p>
+    <w:p>
+      <w:pPr>
+        <w:ind w:firstLine="567"/>
+        <w:jc w:val="both"/>
+      </w:pPr>
+      <w:r>
+        <w:rPr>
+          <w:rFonts w:ascii="Times New Roman" w:hAnsi="Times New Roman"/>
+          <w:b/>
+          <w:sz w:val="22"/>
+          <w:szCs w:val="22"/>
+        </w:rPr>
+        <w:t>2.1.1.</w:t>
+      </w:r>
+      <w:r>
+        <w:rPr>
+          <w:rFonts w:ascii="Times New Roman" w:hAnsi="Times New Roman"/>
+          <w:sz w:val="22"/>
+          <w:szCs w:val="22"/>
+        </w:rPr>
+        <w:t xml:space="preserve">Предоставить Заказчику необходимую и достоверную информацию, обеспечивающую возможность выбора экскурсионных маршрутов, познавательно-развлекательных, интерактивных программ, мастер-классов. </w:t>
+      </w:r>
+    </w:p>
+    <w:p>
+      <w:pPr>
+        <w:ind w:firstLine="567"/>
+        <w:jc w:val="both"/>
+      </w:pPr>
+      <w:r>
+        <w:rPr>
+          <w:rFonts w:ascii="Times New Roman" w:hAnsi="Times New Roman"/>
+          <w:b/>
+          <w:sz w:val="22"/>
+          <w:szCs w:val="22"/>
+        </w:rPr>
+        <w:t>2.1.2.</w:t>
+      </w:r>
+      <w:r>
+        <w:rPr>
+          <w:rFonts w:ascii="Times New Roman" w:hAnsi="Times New Roman"/>
+          <w:sz w:val="22"/>
+          <w:szCs w:val="22"/>
+        </w:rPr>
+        <w:t>Принять от Заказчика заявку на оказание экскурсионных услуг, в установленные договором сроки.</w:t>
+      </w:r>
+    </w:p>
+    <w:p>
+      <w:pPr>
+        <w:ind w:firstLine="567"/>
+        <w:jc w:val="both"/>
+      </w:pPr>
+      <w:r>
+        <w:rPr>
+          <w:rFonts w:ascii="Times New Roman" w:hAnsi="Times New Roman"/>
+          <w:b/>
+          <w:sz w:val="22"/>
+          <w:szCs w:val="22"/>
+        </w:rPr>
+        <w:t>2.1.3.</w:t>
+      </w:r>
+      <w:r>
+        <w:rPr>
+          <w:rFonts w:ascii="Times New Roman" w:hAnsi="Times New Roman"/>
+          <w:sz w:val="22"/>
+          <w:szCs w:val="22"/>
+        </w:rPr>
+        <w:t>Составить программу экскурсионного обслуживания в соответствии с графиком посещаемости на день оказания услуги.</w:t>
+      </w:r>
+    </w:p>
+    <w:p>
+      <w:pPr>
+        <w:ind w:firstLine="567"/>
+        <w:jc w:val="both"/>
+      </w:pPr>
+      <w:r>
+        <w:rPr>
+          <w:rFonts w:ascii="Times New Roman" w:hAnsi="Times New Roman"/>
+          <w:b/>
+          <w:sz w:val="22"/>
+          <w:szCs w:val="22"/>
+        </w:rPr>
+        <w:t>2.1.4.</w:t>
+      </w:r>
+      <w:r>
+        <w:rPr>
+          <w:rFonts w:ascii="Times New Roman" w:hAnsi="Times New Roman"/>
+          <w:sz w:val="22"/>
+          <w:szCs w:val="22"/>
+        </w:rPr>
+        <w:t>Оказать услуги в полном объеме и в срок, предусмотренный заявкой Заказчика.</w:t>
+      </w:r>
+    </w:p>
+    <w:p>
+      <w:pPr>
+        <w:ind w:firstLine="567"/>
+        <w:jc w:val="both"/>
+      </w:pPr>
+      <w:r>
+        <w:rPr>
+          <w:rFonts w:ascii="Times New Roman" w:hAnsi="Times New Roman"/>
+          <w:b/>
+          <w:sz w:val="22"/>
+          <w:szCs w:val="22"/>
+        </w:rPr>
+        <w:t>2.1.5.</w:t>
+      </w:r>
+      <w:r>
+        <w:rPr>
+          <w:rFonts w:ascii="Times New Roman" w:hAnsi="Times New Roman"/>
+          <w:sz w:val="22"/>
+          <w:szCs w:val="22"/>
+        </w:rPr>
+        <w:t>Информировать Заказчика о стоимости экскурсионного обслуживания и дополнительных услуг на день предоставления услуги.</w:t>
+      </w:r>
+    </w:p>
+    <w:p>
+      <w:pPr>
+        <w:ind w:firstLine="567"/>
+        <w:jc w:val="both"/>
+        <w:rPr>
+          <w:rFonts w:ascii="Times New Roman" w:hAnsi="Times New Roman"/>
+          <w:sz w:val="22"/>
+          <w:szCs w:val="22"/>
+        </w:rPr>
       </w:pPr>
       <w:r>
         <w:rPr>
@@ -1058,200 +860,130 @@
         </w:rPr>
         <w:t>2.2.</w:t>
       </w:r>
-      <w:proofErr w:type="gramStart"/>
-      <w:r>
-        <w:rPr>
-          <w:rFonts w:ascii="Times New Roman" w:hAnsi="Times New Roman"/>
-          <w:b/>
-          <w:sz w:val="22"/>
-          <w:szCs w:val="22"/>
-        </w:rPr>
-        <w:t>1.</w:t>
-      </w:r>
-      <w:r>
-        <w:rPr>
-          <w:rFonts w:ascii="Times New Roman" w:hAnsi="Times New Roman"/>
-          <w:sz w:val="22"/>
-          <w:szCs w:val="22"/>
-        </w:rPr>
-        <w:t>Направлять</w:t>
-      </w:r>
-      <w:proofErr w:type="gramEnd"/>
-      <w:r>
-        <w:rPr>
-          <w:rFonts w:ascii="Times New Roman" w:hAnsi="Times New Roman"/>
-          <w:sz w:val="22"/>
-          <w:szCs w:val="22"/>
-        </w:rPr>
-        <w:t xml:space="preserve"> группы на условиях, предусмотренных настоящим договором, согласно поданной заявке.</w:t>
-      </w:r>
-    </w:p>
-    <w:p>
-      <w:pPr>
-        <w:ind w:firstLine="567"/>
-        <w:jc w:val="both"/>
-      </w:pPr>
-      <w:r>
-        <w:rPr>
-          <w:rFonts w:ascii="Times New Roman" w:hAnsi="Times New Roman"/>
-          <w:b/>
-          <w:sz w:val="22"/>
-          <w:szCs w:val="22"/>
-        </w:rPr>
-        <w:t>2.2.</w:t>
-      </w:r>
-      <w:proofErr w:type="gramStart"/>
-      <w:r>
-        <w:rPr>
-          <w:rFonts w:ascii="Times New Roman" w:hAnsi="Times New Roman"/>
-          <w:b/>
-          <w:sz w:val="22"/>
-          <w:szCs w:val="22"/>
-        </w:rPr>
-        <w:t>2.</w:t>
-      </w:r>
-      <w:r>
-        <w:rPr>
-          <w:rFonts w:ascii="Times New Roman" w:hAnsi="Times New Roman"/>
-          <w:sz w:val="22"/>
-          <w:szCs w:val="22"/>
-        </w:rPr>
-        <w:t>Соблюдать</w:t>
-      </w:r>
-      <w:proofErr w:type="gramEnd"/>
-      <w:r>
-        <w:rPr>
-          <w:rFonts w:ascii="Times New Roman" w:hAnsi="Times New Roman"/>
-          <w:sz w:val="22"/>
-          <w:szCs w:val="22"/>
-        </w:rPr>
-        <w:t xml:space="preserve"> сроки подачи заявок, а также сроки отказа, либо переноса заявки, предусмотренные разделом 4 настоящего договора. </w:t>
-      </w:r>
-    </w:p>
-    <w:p>
-      <w:pPr>
-        <w:ind w:firstLine="567"/>
-        <w:jc w:val="both"/>
-      </w:pPr>
-      <w:r>
-        <w:rPr>
-          <w:rFonts w:ascii="Times New Roman" w:hAnsi="Times New Roman"/>
-          <w:b/>
-          <w:sz w:val="22"/>
-          <w:szCs w:val="22"/>
-        </w:rPr>
-        <w:t>2.2.</w:t>
-      </w:r>
-      <w:proofErr w:type="gramStart"/>
-      <w:r>
-        <w:rPr>
-          <w:rFonts w:ascii="Times New Roman" w:hAnsi="Times New Roman"/>
-          <w:b/>
-          <w:sz w:val="22"/>
-          <w:szCs w:val="22"/>
-        </w:rPr>
-        <w:t>3.</w:t>
-      </w:r>
-      <w:r>
-        <w:rPr>
-          <w:rFonts w:ascii="Times New Roman" w:hAnsi="Times New Roman"/>
-          <w:sz w:val="22"/>
-          <w:szCs w:val="22"/>
-        </w:rPr>
-        <w:t>Оплатить</w:t>
-      </w:r>
-      <w:proofErr w:type="gramEnd"/>
-      <w:r>
-        <w:rPr>
-          <w:rFonts w:ascii="Times New Roman" w:hAnsi="Times New Roman"/>
-          <w:sz w:val="22"/>
-          <w:szCs w:val="22"/>
-        </w:rPr>
-        <w:t xml:space="preserve"> услуги Исполнителя в порядке и в срок, предусмотренный п.3.1. настоящего договора.</w:t>
-      </w:r>
-    </w:p>
-    <w:p>
-      <w:pPr>
-        <w:ind w:firstLine="567"/>
-        <w:jc w:val="both"/>
-      </w:pPr>
-      <w:r>
-        <w:rPr>
-          <w:rFonts w:ascii="Times New Roman" w:hAnsi="Times New Roman"/>
-          <w:b/>
-          <w:sz w:val="22"/>
-          <w:szCs w:val="22"/>
-        </w:rPr>
-        <w:t>2.2.</w:t>
-      </w:r>
-      <w:proofErr w:type="gramStart"/>
-      <w:r>
-        <w:rPr>
-          <w:rFonts w:ascii="Times New Roman" w:hAnsi="Times New Roman"/>
-          <w:b/>
-          <w:sz w:val="22"/>
-          <w:szCs w:val="22"/>
-        </w:rPr>
-        <w:t>4.</w:t>
-      </w:r>
-      <w:r>
-        <w:rPr>
-          <w:rFonts w:ascii="Times New Roman" w:hAnsi="Times New Roman"/>
-          <w:sz w:val="22"/>
-          <w:szCs w:val="22"/>
-        </w:rPr>
-        <w:t>Соблюдать</w:t>
-      </w:r>
-      <w:proofErr w:type="gramEnd"/>
-      <w:r>
-        <w:rPr>
-          <w:rFonts w:ascii="Times New Roman" w:hAnsi="Times New Roman"/>
-          <w:sz w:val="22"/>
-          <w:szCs w:val="22"/>
-        </w:rPr>
-        <w:t xml:space="preserve"> при заказе познавательно-развлекательных, экскурсионных, интерактивных программ рекомендуемую возрастную категорию экскурсантов.</w:t>
-      </w:r>
-    </w:p>
-    <w:p>
-      <w:pPr>
-        <w:ind w:firstLine="567"/>
-        <w:jc w:val="both"/>
-      </w:pPr>
-      <w:r>
-        <w:rPr>
-          <w:rFonts w:ascii="Times New Roman" w:hAnsi="Times New Roman"/>
-          <w:b/>
-          <w:sz w:val="22"/>
-          <w:szCs w:val="22"/>
-        </w:rPr>
-        <w:t>2.2.</w:t>
-      </w:r>
-      <w:proofErr w:type="gramStart"/>
-      <w:r>
-        <w:rPr>
-          <w:rFonts w:ascii="Times New Roman" w:hAnsi="Times New Roman"/>
-          <w:b/>
-          <w:sz w:val="22"/>
-          <w:szCs w:val="22"/>
-        </w:rPr>
-        <w:t>5.</w:t>
-      </w:r>
-      <w:r>
-        <w:rPr>
-          <w:rFonts w:ascii="Times New Roman" w:hAnsi="Times New Roman"/>
-          <w:sz w:val="22"/>
-          <w:szCs w:val="22"/>
-        </w:rPr>
-        <w:t>Во</w:t>
-      </w:r>
-      <w:proofErr w:type="gramEnd"/>
-      <w:r>
-        <w:rPr>
-          <w:rFonts w:ascii="Times New Roman" w:hAnsi="Times New Roman"/>
-          <w:sz w:val="22"/>
-          <w:szCs w:val="22"/>
-        </w:rPr>
-        <w:t xml:space="preserve"> время туристической поездки:</w:t>
+      <w:r>
+        <w:rPr>
+          <w:rFonts w:ascii="Times New Roman" w:hAnsi="Times New Roman"/>
+          <w:b/>
+          <w:bCs/>
+          <w:sz w:val="22"/>
+          <w:szCs w:val="22"/>
+        </w:rPr>
+        <w:t>Заказчик обязан:</w:t>
+      </w:r>
+    </w:p>
+    <w:p>
+      <w:pPr>
+        <w:ind w:firstLine="567"/>
+        <w:jc w:val="both"/>
+      </w:pPr>
+      <w:r>
+        <w:rPr>
+          <w:rFonts w:ascii="Times New Roman" w:hAnsi="Times New Roman"/>
+          <w:b/>
+          <w:sz w:val="22"/>
+          <w:szCs w:val="22"/>
+        </w:rPr>
+        <w:t>2.2.1.</w:t>
+      </w:r>
+      <w:r>
+        <w:rPr>
+          <w:rFonts w:ascii="Times New Roman" w:hAnsi="Times New Roman"/>
+          <w:sz w:val="22"/>
+          <w:szCs w:val="22"/>
+        </w:rPr>
+        <w:t>Направлять группы на условиях, предусмотренных настоящим договором, согласно поданной заявке.</w:t>
+      </w:r>
+    </w:p>
+    <w:p>
+      <w:pPr>
+        <w:ind w:firstLine="567"/>
+        <w:jc w:val="both"/>
+      </w:pPr>
+      <w:r>
+        <w:rPr>
+          <w:rFonts w:ascii="Times New Roman" w:hAnsi="Times New Roman"/>
+          <w:b/>
+          <w:sz w:val="22"/>
+          <w:szCs w:val="22"/>
+        </w:rPr>
+        <w:t>2.2.2.</w:t>
+      </w:r>
+      <w:r>
+        <w:rPr>
+          <w:rFonts w:ascii="Times New Roman" w:hAnsi="Times New Roman"/>
+          <w:sz w:val="22"/>
+          <w:szCs w:val="22"/>
+        </w:rPr>
+        <w:t xml:space="preserve">Соблюдать сроки подачи заявок, а также сроки отказа, либо переноса заявки, предусмотренные разделом 4 настоящего договора. </w:t>
+      </w:r>
+    </w:p>
+    <w:p>
+      <w:pPr>
+        <w:ind w:firstLine="567"/>
+        <w:jc w:val="both"/>
+      </w:pPr>
+      <w:r>
+        <w:rPr>
+          <w:rFonts w:ascii="Times New Roman" w:hAnsi="Times New Roman"/>
+          <w:b/>
+          <w:sz w:val="22"/>
+          <w:szCs w:val="22"/>
+        </w:rPr>
+        <w:t>2.2.3.</w:t>
+      </w:r>
+      <w:r>
+        <w:rPr>
+          <w:rFonts w:ascii="Times New Roman" w:hAnsi="Times New Roman"/>
+          <w:sz w:val="22"/>
+          <w:szCs w:val="22"/>
+        </w:rPr>
+        <w:t>Оплатить услуги Исполнителя в порядке и в срок, предусмотренный п.3.1. настоящего договора.</w:t>
+      </w:r>
+    </w:p>
+    <w:p>
+      <w:pPr>
+        <w:ind w:firstLine="567"/>
+        <w:jc w:val="both"/>
+      </w:pPr>
+      <w:r>
+        <w:rPr>
+          <w:rFonts w:ascii="Times New Roman" w:hAnsi="Times New Roman"/>
+          <w:b/>
+          <w:sz w:val="22"/>
+          <w:szCs w:val="22"/>
+        </w:rPr>
+        <w:t>2.2.4.</w:t>
+      </w:r>
+      <w:r>
+        <w:rPr>
+          <w:rFonts w:ascii="Times New Roman" w:hAnsi="Times New Roman"/>
+          <w:sz w:val="22"/>
+          <w:szCs w:val="22"/>
+        </w:rPr>
+        <w:t>Соблюдать при заказе познавательно-развлекательных, экскурсионных, интерактивных программ рекомендуемую возрастную категорию экскурсантов.</w:t>
+      </w:r>
+    </w:p>
+    <w:p>
+      <w:pPr>
+        <w:ind w:firstLine="567"/>
+        <w:jc w:val="both"/>
+      </w:pPr>
+      <w:r>
+        <w:rPr>
+          <w:rFonts w:ascii="Times New Roman" w:hAnsi="Times New Roman"/>
+          <w:b/>
+          <w:sz w:val="22"/>
+          <w:szCs w:val="22"/>
+        </w:rPr>
+        <w:t>2.2.5.</w:t>
+      </w:r>
+      <w:r>
+        <w:rPr>
+          <w:rFonts w:ascii="Times New Roman" w:hAnsi="Times New Roman"/>
+          <w:sz w:val="22"/>
+          <w:szCs w:val="22"/>
+        </w:rPr>
+        <w:t>Во время туристической поездки:</w:t>
       </w:r>
     </w:p>
     <w:p>
@@ -1381,34 +1113,15 @@
           <w:sz w:val="22"/>
           <w:szCs w:val="22"/>
         </w:rPr>
-        <w:t>2.2.</w:t>
-      </w:r>
-      <w:proofErr w:type="gramStart"/>
-      <w:r>
-        <w:rPr>
-          <w:rFonts w:ascii="Times New Roman" w:hAnsi="Times New Roman"/>
-          <w:b/>
-          <w:sz w:val="22"/>
-          <w:szCs w:val="22"/>
-        </w:rPr>
-        <w:t>6.</w:t>
-      </w:r>
-      <w:r>
-        <w:rPr>
-          <w:rFonts w:ascii="Times New Roman" w:hAnsi="Times New Roman"/>
-          <w:sz w:val="22"/>
-          <w:szCs w:val="22"/>
-        </w:rPr>
-        <w:t>Заказчик</w:t>
-      </w:r>
-      <w:proofErr w:type="gramEnd"/>
-      <w:r>
-        <w:rPr>
-          <w:rFonts w:ascii="Times New Roman" w:hAnsi="Times New Roman"/>
-          <w:sz w:val="22"/>
-          <w:szCs w:val="22"/>
-        </w:rPr>
-        <w:t xml:space="preserve"> несет материальную ответственность за нарушение установленных норм и правил поведения (нахождения) на территории Исполнителя в соответствии с установленными правилами и тарифами.</w:t>
+        <w:t>2.2.6.</w:t>
+      </w:r>
+      <w:r>
+        <w:rPr>
+          <w:rFonts w:ascii="Times New Roman" w:hAnsi="Times New Roman"/>
+          <w:sz w:val="22"/>
+          <w:szCs w:val="22"/>
+        </w:rPr>
+        <w:t>Заказчик несет материальную ответственность за нарушение установленных норм и правил поведения (нахождения) на территории Исполнителя в соответствии с установленными правилами и тарифами.</w:t>
       </w:r>
     </w:p>
     <w:p>
@@ -1612,34 +1325,15 @@
           <w:sz w:val="22"/>
           <w:szCs w:val="22"/>
         </w:rPr>
-        <w:t>3.</w:t>
-      </w:r>
-      <w:proofErr w:type="gramStart"/>
-      <w:r>
-        <w:rPr>
-          <w:rFonts w:ascii="Times New Roman" w:hAnsi="Times New Roman"/>
-          <w:b/>
-          <w:sz w:val="22"/>
-          <w:szCs w:val="22"/>
-        </w:rPr>
-        <w:t>4.</w:t>
-      </w:r>
-      <w:r>
-        <w:rPr>
-          <w:rFonts w:ascii="Times New Roman" w:hAnsi="Times New Roman"/>
-          <w:sz w:val="22"/>
-          <w:szCs w:val="22"/>
-        </w:rPr>
-        <w:t>Документами</w:t>
-      </w:r>
-      <w:proofErr w:type="gramEnd"/>
-      <w:r>
-        <w:rPr>
-          <w:rFonts w:ascii="Times New Roman" w:hAnsi="Times New Roman"/>
-          <w:sz w:val="22"/>
-          <w:szCs w:val="22"/>
-        </w:rPr>
-        <w:t>, подтверждающими оказание услуг, являются:</w:t>
+        <w:t>3.4.</w:t>
+      </w:r>
+      <w:r>
+        <w:rPr>
+          <w:rFonts w:ascii="Times New Roman" w:hAnsi="Times New Roman"/>
+          <w:sz w:val="22"/>
+          <w:szCs w:val="22"/>
+        </w:rPr>
+        <w:t>Документами, подтверждающими оказание услуг, являются:</w:t>
       </w:r>
     </w:p>
     <w:p>
@@ -2229,52 +1923,15 @@
           <w:sz w:val="22"/>
           <w:szCs w:val="22"/>
         </w:rPr>
-        <w:t>4.</w:t>
-      </w:r>
-      <w:proofErr w:type="gramStart"/>
-      <w:r>
-        <w:rPr>
-          <w:rFonts w:ascii="Times New Roman" w:hAnsi="Times New Roman"/>
-          <w:b/>
-          <w:sz w:val="22"/>
-          <w:szCs w:val="22"/>
-        </w:rPr>
-        <w:t>7.</w:t>
-      </w:r>
-      <w:r>
-        <w:rPr>
-          <w:rFonts w:ascii="Times New Roman" w:hAnsi="Times New Roman"/>
-          <w:sz w:val="22"/>
-          <w:szCs w:val="22"/>
-        </w:rPr>
-        <w:t>Если</w:t>
-      </w:r>
-      <w:proofErr w:type="gramEnd"/>
-      <w:r>
-        <w:rPr>
-          <w:rFonts w:ascii="Times New Roman" w:hAnsi="Times New Roman"/>
-          <w:sz w:val="22"/>
-          <w:szCs w:val="22"/>
-        </w:rPr>
-        <w:t xml:space="preserve"> при заказе познавательно-развлекательной, интерактивной программы Заказчик не соблюдает рекомендуемую возрастную категорию экскурсантов, Исполнитель оставляет за собой право внести корректировки в программу (по времени, содержанию и </w:t>
-      </w:r>
-      <w:proofErr w:type="gramStart"/>
-      <w:r>
-        <w:rPr>
-          <w:rFonts w:ascii="Times New Roman" w:hAnsi="Times New Roman"/>
-          <w:sz w:val="22"/>
-          <w:szCs w:val="22"/>
-        </w:rPr>
-        <w:t>т.д.</w:t>
-      </w:r>
-      <w:proofErr w:type="gramEnd"/>
-      <w:r>
-        <w:rPr>
-          <w:rFonts w:ascii="Times New Roman" w:hAnsi="Times New Roman"/>
-          <w:sz w:val="22"/>
-          <w:szCs w:val="22"/>
-        </w:rPr>
-        <w:t>).</w:t>
+        <w:t>4.7.</w:t>
+      </w:r>
+      <w:r>
+        <w:rPr>
+          <w:rFonts w:ascii="Times New Roman" w:hAnsi="Times New Roman"/>
+          <w:sz w:val="22"/>
+          <w:szCs w:val="22"/>
+        </w:rPr>
+        <w:t>Если при заказе познавательно-развлекательной, интерактивной программы Заказчик не соблюдает рекомендуемую возрастную категорию экскурсантов, Исполнитель оставляет за собой право внести корректировки в программу (по времени, содержанию и т.д.).</w:t>
       </w:r>
     </w:p>
     <w:p>
@@ -2968,34 +2625,15 @@
           <w:sz w:val="22"/>
           <w:szCs w:val="22"/>
         </w:rPr>
-        <w:t>8.</w:t>
-      </w:r>
-      <w:proofErr w:type="gramStart"/>
-      <w:r>
-        <w:rPr>
-          <w:rFonts w:ascii="Times New Roman" w:hAnsi="Times New Roman"/>
-          <w:b/>
-          <w:sz w:val="22"/>
-          <w:szCs w:val="22"/>
-        </w:rPr>
-        <w:t>7.</w:t>
-      </w:r>
-      <w:r>
-        <w:rPr>
-          <w:rFonts w:ascii="Times New Roman" w:hAnsi="Times New Roman"/>
-          <w:sz w:val="22"/>
-          <w:szCs w:val="22"/>
-        </w:rPr>
-        <w:t>Договор</w:t>
-      </w:r>
-      <w:proofErr w:type="gramEnd"/>
-      <w:r>
-        <w:rPr>
-          <w:rFonts w:ascii="Times New Roman" w:hAnsi="Times New Roman"/>
-          <w:sz w:val="22"/>
-          <w:szCs w:val="22"/>
-        </w:rPr>
-        <w:t xml:space="preserve"> в письменной форме также может быть заключен в соответствии с положениями ст.434 ГК РФ (</w:t>
+        <w:t>8.7.</w:t>
+      </w:r>
+      <w:r>
+        <w:rPr>
+          <w:rFonts w:ascii="Times New Roman" w:hAnsi="Times New Roman"/>
+          <w:sz w:val="22"/>
+          <w:szCs w:val="22"/>
+        </w:rPr>
+        <w:t>Договор в письменной форме также может быть заключен в соответствии с положениями ст.434 ГК РФ (</w:t>
       </w:r>
       <w:r>
         <w:rPr>
@@ -3004,69 +2642,30 @@
           <w:szCs w:val="22"/>
           <w:shd w:val="clear" w:color="auto" w:fill="FFFFFF"/>
         </w:rPr>
-        <w:t xml:space="preserve">путем обмена письмами, телеграммами, телексами, телефаксами и иными документами, в том числе электронными документами, передаваемыми по каналам связи, позволяющими достоверно установить, что документ исходит от стороны по договору и </w:t>
-      </w:r>
-      <w:proofErr w:type="gramStart"/>
-      <w:r>
-        <w:rPr>
-          <w:rFonts w:ascii="Times New Roman" w:hAnsi="Times New Roman"/>
-          <w:sz w:val="22"/>
-          <w:szCs w:val="22"/>
-          <w:shd w:val="clear" w:color="auto" w:fill="FFFFFF"/>
-        </w:rPr>
-        <w:t>т.д.</w:t>
-      </w:r>
-      <w:proofErr w:type="gramEnd"/>
-      <w:r>
-        <w:rPr>
-          <w:rFonts w:ascii="Times New Roman" w:hAnsi="Times New Roman"/>
-          <w:sz w:val="22"/>
-          <w:szCs w:val="22"/>
-          <w:shd w:val="clear" w:color="auto" w:fill="FFFFFF"/>
-        </w:rPr>
-        <w:t>).</w:t>
-      </w:r>
-    </w:p>
-    <w:p>
-      <w:pPr>
-        <w:ind w:firstLine="567"/>
-        <w:jc w:val="both"/>
-      </w:pPr>
-      <w:r>
-        <w:rPr>
-          <w:rFonts w:ascii="Times New Roman" w:hAnsi="Times New Roman"/>
-          <w:b/>
-          <w:sz w:val="22"/>
-          <w:szCs w:val="22"/>
-        </w:rPr>
-        <w:t>8.</w:t>
-      </w:r>
-      <w:proofErr w:type="gramStart"/>
-      <w:r>
-        <w:rPr>
-          <w:rFonts w:ascii="Times New Roman" w:hAnsi="Times New Roman"/>
-          <w:b/>
-          <w:sz w:val="22"/>
-          <w:szCs w:val="22"/>
-        </w:rPr>
-        <w:t>8.</w:t>
-      </w:r>
-      <w:r>
-        <w:rPr>
-          <w:rFonts w:ascii="Times New Roman" w:hAnsi="Times New Roman"/>
-          <w:sz w:val="22"/>
-          <w:szCs w:val="22"/>
-        </w:rPr>
-        <w:t>Стороны</w:t>
-      </w:r>
-      <w:proofErr w:type="gramEnd"/>
-      <w:r>
-        <w:rPr>
-          <w:rFonts w:ascii="Times New Roman" w:hAnsi="Times New Roman"/>
-          <w:sz w:val="22"/>
-          <w:szCs w:val="22"/>
-        </w:rPr>
-        <w:t xml:space="preserve"> считают юридически значимыми документы, переданные посредством факсимильной и электронной связи, в случае надлежащего оформления реквизитов документа (печать организации, подписи уполномоченных представителей сторон по договору).</w:t>
+        <w:t>путем обмена письмами, телеграммами, телексами, телефаксами и иными документами, в том числе электронными документами, передаваемыми по каналам связи, позволяющими достоверно установить, что документ исходит от стороны по договору и т.д.).</w:t>
+      </w:r>
+    </w:p>
+    <w:p>
+      <w:pPr>
+        <w:ind w:firstLine="567"/>
+        <w:jc w:val="both"/>
+      </w:pPr>
+      <w:r>
+        <w:rPr>
+          <w:rFonts w:ascii="Times New Roman" w:hAnsi="Times New Roman"/>
+          <w:b/>
+          <w:sz w:val="22"/>
+          <w:szCs w:val="22"/>
+        </w:rPr>
+        <w:t>8.8.</w:t>
+      </w:r>
+      <w:r>
+        <w:rPr>
+          <w:rFonts w:ascii="Times New Roman" w:hAnsi="Times New Roman"/>
+          <w:sz w:val="22"/>
+          <w:szCs w:val="22"/>
+        </w:rPr>
+        <w:t>Стороны считают юридически значимыми документы, переданные посредством факсимильной и электронной связи, в случае надлежащего оформления реквизитов документа (печать организации, подписи уполномоченных представителей сторон по договору).</w:t>
       </w:r>
     </w:p>
     <w:p>
@@ -3524,23 +3123,7 @@
                 <w:rFonts w:ascii="Times New Roman" w:hAnsi="Times New Roman"/>
                 <w:lang w:eastAsia="ru-RU"/>
               </w:rPr>
-              <w:t xml:space="preserve">, км. </w:t>
-            </w:r>
-            <w:proofErr w:type="gramStart"/>
-            <w:r>
-              <w:rPr>
-                <w:rFonts w:ascii="Times New Roman" w:hAnsi="Times New Roman"/>
-                <w:lang w:eastAsia="ru-RU"/>
-              </w:rPr>
-              <w:t>6-ой</w:t>
-            </w:r>
-            <w:proofErr w:type="gramEnd"/>
-            <w:r>
-              <w:rPr>
-                <w:rFonts w:ascii="Times New Roman" w:hAnsi="Times New Roman"/>
-                <w:lang w:eastAsia="ru-RU"/>
-              </w:rPr>
-              <w:t>, д.1, стр.13.</w:t>
+              <w:t>, км. 6-ой, д.1, стр.13.</w:t>
             </w:r>
           </w:p>
         </w:tc>
@@ -3583,6 +3166,7 @@
             <w:pPr>
               <w:rPr>
                 <w:rFonts w:ascii="Times New Roman" w:hAnsi="Times New Roman"/>
+                <w:lang w:val="en-US"/>
               </w:rPr>
             </w:pPr>
             <w:proofErr w:type="spellStart"/>
@@ -3688,16 +3272,8 @@
               <w:rPr>
                 <w:rFonts w:ascii="Times New Roman" w:hAnsi="Times New Roman"/>
               </w:rPr>
-              <w:t xml:space="preserve">_____________/Еремеев </w:t>
-            </w:r>
-            <w:proofErr w:type="gramStart"/>
-            <w:r>
-              <w:rPr>
-                <w:rFonts w:ascii="Times New Roman" w:hAnsi="Times New Roman"/>
-              </w:rPr>
-              <w:t>Б.Г.</w:t>
-            </w:r>
-            <w:proofErr w:type="gramEnd"/>
+              <w:t>_____________/Еремеев Б.Г.</w:t>
+            </w:r>
           </w:p>
           <w:p>
             <w:pPr>
@@ -4338,15 +3914,6 @@
         <w:t>contract_date</w:t>
       </w:r>
       <w:proofErr w:type="spellEnd"/>
-    </w:p>
-    <w:p>
-      <w:pPr>
-        <w:ind w:firstLine="720"/>
-        <w:jc w:val="both"/>
-        <w:rPr>
-          <w:rFonts w:ascii="Times New Roman" w:hAnsi="Times New Roman"/>
-        </w:rPr>
-      </w:pPr>
       <w:r>
         <w:rPr>
           <w:rFonts w:ascii="Times New Roman" w:hAnsi="Times New Roman"/>
@@ -4427,21 +3994,7 @@
         <w:rPr>
           <w:rFonts w:ascii="Times New Roman" w:hAnsi="Times New Roman" w:cs="Times New Roman"/>
         </w:rPr>
-        <w:t xml:space="preserve">, км. </w:t>
-      </w:r>
-      <w:proofErr w:type="gramStart"/>
-      <w:r>
-        <w:rPr>
-          <w:rFonts w:ascii="Times New Roman" w:hAnsi="Times New Roman" w:cs="Times New Roman"/>
-        </w:rPr>
-        <w:t>6-ой</w:t>
-      </w:r>
-      <w:proofErr w:type="gramEnd"/>
-      <w:r>
-        <w:rPr>
-          <w:rFonts w:ascii="Times New Roman" w:hAnsi="Times New Roman" w:cs="Times New Roman"/>
-        </w:rPr>
-        <w:t>, д.1, стр.13.</w:t>
+        <w:t>, км. 6-ой, д.1, стр.13.</w:t>
       </w:r>
     </w:p>
     <w:p>
@@ -4918,23 +4471,7 @@
                 <w:rFonts w:ascii="Times New Roman" w:hAnsi="Times New Roman"/>
                 <w:lang w:eastAsia="ru-RU"/>
               </w:rPr>
-              <w:t xml:space="preserve">, км. </w:t>
-            </w:r>
-            <w:proofErr w:type="gramStart"/>
-            <w:r>
-              <w:rPr>
-                <w:rFonts w:ascii="Times New Roman" w:hAnsi="Times New Roman"/>
-                <w:lang w:eastAsia="ru-RU"/>
-              </w:rPr>
-              <w:t>6-ой</w:t>
-            </w:r>
-            <w:proofErr w:type="gramEnd"/>
-            <w:r>
-              <w:rPr>
-                <w:rFonts w:ascii="Times New Roman" w:hAnsi="Times New Roman"/>
-                <w:lang w:eastAsia="ru-RU"/>
-              </w:rPr>
-              <w:t>, д.1, стр.13.</w:t>
+              <w:t>, км. 6-ой, д.1, стр.13.</w:t>
             </w:r>
           </w:p>
         </w:tc>
@@ -5083,16 +4620,8 @@
               <w:rPr>
                 <w:rFonts w:ascii="Times New Roman" w:hAnsi="Times New Roman"/>
               </w:rPr>
-              <w:t xml:space="preserve">_____________/Еремеев </w:t>
-            </w:r>
-            <w:proofErr w:type="gramStart"/>
-            <w:r>
-              <w:rPr>
-                <w:rFonts w:ascii="Times New Roman" w:hAnsi="Times New Roman"/>
-              </w:rPr>
-              <w:t>Б.Г.</w:t>
-            </w:r>
-            <w:proofErr w:type="gramEnd"/>
+              <w:t>_____________/Еремеев Б.Г.</w:t>
+            </w:r>
           </w:p>
           <w:p>
             <w:pPr>
